--- a/proyectos/templates/word_templates/template_especificaciones.docx
+++ b/proyectos/templates/word_templates/template_especificaciones.docx
@@ -2,7 +2,14 @@
 <file path=word/document.xml><?xml version="1.0" encoding="utf-8"?>
 <w:document xmlns:wpc="http://schemas.microsoft.com/office/word/2010/wordprocessingCanvas" xmlns:cx="http://schemas.microsoft.com/office/drawing/2014/chartex" xmlns:cx1="http://schemas.microsoft.com/office/drawing/2015/9/8/chartex" xmlns:cx2="http://schemas.microsoft.com/office/drawing/2015/10/21/chartex" xmlns:cx3="http://schemas.microsoft.com/office/drawing/2016/5/9/chartex" xmlns:cx4="http://schemas.microsoft.com/office/drawing/2016/5/10/chartex" xmlns:cx5="http://schemas.microsoft.com/office/drawing/2016/5/11/chartex" xmlns:cx6="http://schemas.microsoft.com/office/drawing/2016/5/12/chartex" xmlns:cx7="http://schemas.microsoft.com/office/drawing/2016/5/13/chartex" xmlns:cx8="http://schemas.microsoft.com/office/drawing/2016/5/14/chartex" xmlns:mc="http://schemas.openxmlformats.org/markup-compatibility/2006" xmlns:aink="http://schemas.microsoft.com/office/drawing/2016/ink" xmlns:am3d="http://schemas.microsoft.com/office/drawing/2017/model3d" xmlns:o="urn:schemas-microsoft-com:office:office" xmlns:oel="http://schemas.microsoft.com/office/2019/extlst" xmlns:r="http://schemas.openxmlformats.org/officeDocument/2006/relationships" xmlns:m="http://schemas.openxmlformats.org/officeDocument/2006/math" xmlns:v="urn:schemas-microsoft-com:vml" xmlns:wp14="http://schemas.microsoft.com/office/word/2010/wordprocessingDrawing" xmlns:wp="http://schemas.openxmlformats.org/drawingml/2006/wordprocessingDrawing" xmlns:w10="urn:schemas-microsoft-com:office:word" xmlns:w="http://schemas.openxmlformats.org/wordprocessingml/2006/main" xmlns:w14="http://schemas.microsoft.com/office/word/2010/wordml" xmlns:w15="http://schemas.microsoft.com/office/word/2012/wordml" xmlns:w16cex="http://schemas.microsoft.com/office/word/2018/wordml/cex" xmlns:w16cid="http://schemas.microsoft.com/office/word/2016/wordml/cid" xmlns:w16="http://schemas.microsoft.com/office/word/2018/wordml" xmlns:w16du="http://schemas.microsoft.com/office/word/2023/wordml/word16du" xmlns:w16sdtdh="http://schemas.microsoft.com/office/word/2020/wordml/sdtdatahash" xmlns:w16sdtfl="http://schemas.microsoft.com/office/word/2024/wordml/sdtformatlock" xmlns:w16se="http://schemas.microsoft.com/office/word/2015/wordml/symex" xmlns:wpg="http://schemas.microsoft.com/office/word/2010/wordprocessingGroup" xmlns:wpi="http://schemas.microsoft.com/office/word/2010/wordprocessingInk" xmlns:wne="http://schemas.microsoft.com/office/word/2006/wordml" xmlns:wps="http://schemas.microsoft.com/office/word/2010/wordprocessingShape" mc:Ignorable="w14 w15 w16se w16cid w16 w16cex w16sdtdh w16sdtfl w16du wp14">
   <w:body>
-    <w:p/>
+    <w:p>
+      <w:pPr>
+        <w:pStyle w:val="Heading1"/>
+      </w:pPr>
+      <w:r>
+        <w:t>&lt;&lt;PROYECTO&gt;&gt;</w:t>
+      </w:r>
+    </w:p>
     <w:sectPr>
       <w:headerReference w:type="default" r:id="rId8"/>
       <w:pgSz w:w="12240" w:h="15840"/>
@@ -62,10 +69,10 @@
       <w:tblLook w:val="04A0" w:firstRow="1" w:lastRow="0" w:firstColumn="1" w:lastColumn="0" w:noHBand="0" w:noVBand="1"/>
     </w:tblPr>
     <w:tblGrid>
-      <w:gridCol w:w="1588"/>
-      <w:gridCol w:w="4151"/>
-      <w:gridCol w:w="1095"/>
-      <w:gridCol w:w="1758"/>
+      <w:gridCol w:w="1593"/>
+      <w:gridCol w:w="4173"/>
+      <w:gridCol w:w="1074"/>
+      <w:gridCol w:w="1752"/>
     </w:tblGrid>
     <w:tr>
       <w:tc>
@@ -77,7 +84,6 @@
         <w:p>
           <w:pPr>
             <w:pStyle w:val="Header"/>
-            <w:jc w:val="center"/>
           </w:pPr>
           <w:r>
             <w:rPr>
@@ -142,58 +148,32 @@
         <w:p>
           <w:pPr>
             <w:pStyle w:val="Header"/>
-            <w:jc w:val="center"/>
-            <w:rPr>
-              <w:b/>
-              <w:bCs/>
-            </w:rPr>
           </w:pPr>
           <w:r>
-            <w:rPr>
-              <w:b/>
-              <w:bCs/>
-            </w:rPr>
             <w:t>PLIEGO</w:t>
           </w:r>
           <w:r>
             <w:rPr>
-              <w:b/>
-              <w:bCs/>
               <w:spacing w:val="-2"/>
             </w:rPr>
             <w:t xml:space="preserve"> </w:t>
           </w:r>
           <w:r>
-            <w:rPr>
-              <w:b/>
-              <w:bCs/>
-            </w:rPr>
             <w:t>ESPECIFICACIONES</w:t>
           </w:r>
           <w:r>
             <w:rPr>
-              <w:b/>
-              <w:bCs/>
               <w:spacing w:val="-1"/>
             </w:rPr>
             <w:t xml:space="preserve"> </w:t>
           </w:r>
           <w:r>
-            <w:rPr>
-              <w:b/>
-              <w:bCs/>
-            </w:rPr>
             <w:t>TECNICAS</w:t>
           </w:r>
         </w:p>
         <w:p>
           <w:pPr>
             <w:pStyle w:val="Header"/>
-            <w:jc w:val="center"/>
-            <w:rPr>
-              <w:b/>
-              <w:bCs/>
-            </w:rPr>
           </w:pPr>
         </w:p>
       </w:tc>
@@ -218,103 +198,61 @@
           <w:tcW w:w="4328" w:type="dxa"/>
         </w:tcPr>
         <w:p>
-          <w:pPr>
-            <w:rPr>
-              <w:sz w:val="18"/>
-              <w:szCs w:val="18"/>
-            </w:rPr>
-          </w:pPr>
           <w:r>
-            <w:rPr>
-              <w:sz w:val="18"/>
-              <w:szCs w:val="18"/>
-            </w:rPr>
             <w:t>P</w:t>
           </w:r>
           <w:r>
             <w:rPr>
               <w:spacing w:val="1"/>
-              <w:sz w:val="18"/>
-              <w:szCs w:val="18"/>
             </w:rPr>
             <w:t>R</w:t>
           </w:r>
           <w:r>
             <w:rPr>
               <w:spacing w:val="2"/>
-              <w:sz w:val="18"/>
-              <w:szCs w:val="18"/>
             </w:rPr>
             <w:t>O</w:t>
           </w:r>
           <w:r>
-            <w:rPr>
-              <w:sz w:val="18"/>
-              <w:szCs w:val="18"/>
-            </w:rPr>
             <w:t>Y</w:t>
           </w:r>
           <w:r>
             <w:rPr>
               <w:spacing w:val="-3"/>
-              <w:sz w:val="18"/>
-              <w:szCs w:val="18"/>
             </w:rPr>
             <w:t>E</w:t>
           </w:r>
           <w:r>
             <w:rPr>
               <w:spacing w:val="1"/>
-              <w:sz w:val="18"/>
-              <w:szCs w:val="18"/>
             </w:rPr>
             <w:t>C</w:t>
           </w:r>
           <w:r>
-            <w:rPr>
-              <w:sz w:val="18"/>
-              <w:szCs w:val="18"/>
-            </w:rPr>
             <w:t>T</w:t>
           </w:r>
           <w:r>
             <w:rPr>
               <w:spacing w:val="2"/>
-              <w:sz w:val="18"/>
-              <w:szCs w:val="18"/>
             </w:rPr>
             <w:t>O</w:t>
           </w:r>
           <w:r>
             <w:rPr>
               <w:spacing w:val="1"/>
-              <w:sz w:val="18"/>
-              <w:szCs w:val="18"/>
             </w:rPr>
             <w:t>.</w:t>
           </w:r>
           <w:r>
-            <w:rPr>
-              <w:sz w:val="18"/>
-              <w:szCs w:val="18"/>
-            </w:rPr>
             <w:t>:</w:t>
           </w:r>
         </w:p>
         <w:p>
           <w:pPr>
             <w:pStyle w:val="Header"/>
-            <w:rPr>
-              <w:b/>
-              <w:bCs/>
-            </w:rPr>
           </w:pPr>
           <w:r>
-            <w:rPr>
-              <w:b/>
-              <w:bCs/>
-            </w:rPr>
-            <w:t>&lt;&lt;PROYECTO&gt;&gt;</w:t>
+            <w:t>Mercado de Abastos</w:t>
           </w:r>
         </w:p>
       </w:tc>
@@ -326,33 +264,17 @@
         <w:p>
           <w:pPr>
             <w:pStyle w:val="Header"/>
-            <w:rPr>
-              <w:sz w:val="18"/>
-              <w:szCs w:val="18"/>
-            </w:rPr>
           </w:pPr>
           <w:r>
-            <w:rPr>
-              <w:sz w:val="18"/>
-              <w:szCs w:val="18"/>
-            </w:rPr>
             <w:t>SOLICITANTE:</w:t>
           </w:r>
         </w:p>
         <w:p>
           <w:pPr>
             <w:pStyle w:val="Header"/>
-            <w:rPr>
-              <w:b/>
-              <w:bCs/>
-            </w:rPr>
           </w:pPr>
           <w:r>
-            <w:rPr>
-              <w:b/>
-              <w:bCs/>
-            </w:rPr>
-            <w:t>&lt;&lt;SOLICITANTE&gt;&gt;</w:t>
+            <w:t>Gobierno Regional</w:t>
           </w:r>
         </w:p>
       </w:tc>
@@ -377,34 +299,16 @@
           <w:tcW w:w="4328" w:type="dxa"/>
         </w:tcPr>
         <w:p>
-          <w:pPr>
-            <w:rPr>
-              <w:sz w:val="18"/>
-              <w:szCs w:val="18"/>
-            </w:rPr>
-          </w:pPr>
           <w:r>
-            <w:rPr>
-              <w:sz w:val="18"/>
-              <w:szCs w:val="18"/>
-            </w:rPr>
             <w:t>SERVICIO:</w:t>
           </w:r>
         </w:p>
         <w:p>
           <w:pPr>
             <w:pStyle w:val="Header"/>
-            <w:rPr>
-              <w:b/>
-              <w:bCs/>
-            </w:rPr>
           </w:pPr>
           <w:r>
-            <w:rPr>
-              <w:b/>
-              <w:bCs/>
-            </w:rPr>
-            <w:t>&lt;&lt;SERVICIO&gt;&gt;</w:t>
+            <w:t>Proyecto de infraestructura urbana destinado a mejorar la calidad de vida.</w:t>
           </w:r>
         </w:p>
       </w:tc>
@@ -415,34 +319,17 @@
         <w:p>
           <w:pPr>
             <w:pStyle w:val="Header"/>
-            <w:rPr>
-              <w:sz w:val="18"/>
-              <w:szCs w:val="18"/>
-            </w:rPr>
           </w:pPr>
           <w:r>
-            <w:rPr>
-              <w:sz w:val="18"/>
-              <w:szCs w:val="18"/>
-            </w:rPr>
             <w:t>REV.:</w:t>
           </w:r>
         </w:p>
         <w:p>
           <w:pPr>
             <w:pStyle w:val="Header"/>
-            <w:jc w:val="center"/>
-            <w:rPr>
-              <w:b/>
-              <w:bCs/>
-            </w:rPr>
           </w:pPr>
           <w:r>
-            <w:rPr>
-              <w:b/>
-              <w:bCs/>
-            </w:rPr>
-            <w:t>&lt;&lt;REV&gt;&gt;</w:t>
+            <w:t>1</w:t>
           </w:r>
         </w:p>
       </w:tc>
@@ -453,33 +340,17 @@
         <w:p>
           <w:pPr>
             <w:pStyle w:val="Header"/>
-            <w:rPr>
-              <w:sz w:val="18"/>
-              <w:szCs w:val="18"/>
-            </w:rPr>
           </w:pPr>
           <w:r>
-            <w:rPr>
-              <w:sz w:val="18"/>
-              <w:szCs w:val="18"/>
-            </w:rPr>
             <w:t>FECHA:</w:t>
           </w:r>
         </w:p>
         <w:p>
           <w:pPr>
             <w:pStyle w:val="Header"/>
-            <w:rPr>
-              <w:b/>
-              <w:bCs/>
-            </w:rPr>
           </w:pPr>
           <w:r>
-            <w:rPr>
-              <w:b/>
-              <w:bCs/>
-            </w:rPr>
-            <w:t>&lt;&lt;FECHA&gt;&gt;</w:t>
+            <w:t>12/03/2026</w:t>
           </w:r>
         </w:p>
       </w:tc>
@@ -666,6 +537,95 @@
       </w:rPr>
     </w:lvl>
   </w:abstractNum>
+  <w:abstractNum w:abstractNumId="9" w15:restartNumberingAfterBreak="0">
+    <w:nsid w:val="5C74087D"/>
+    <w:multiLevelType w:val="multilevel"/>
+    <w:tmpl w:val="82766C34"/>
+    <w:lvl w:ilvl="0">
+      <w:start w:val="1"/>
+      <w:numFmt w:val="decimal"/>
+      <w:pStyle w:val="Heading2"/>
+      <w:lvlText w:val="%1."/>
+      <w:lvlJc w:val="left"/>
+      <w:pPr>
+        <w:ind w:left="360" w:hanging="360"/>
+      </w:pPr>
+    </w:lvl>
+    <w:lvl w:ilvl="1">
+      <w:start w:val="1"/>
+      <w:numFmt w:val="decimal"/>
+      <w:pStyle w:val="Heading3"/>
+      <w:lvlText w:val="%1.%2."/>
+      <w:lvlJc w:val="left"/>
+      <w:pPr>
+        <w:ind w:left="792" w:hanging="432"/>
+      </w:pPr>
+    </w:lvl>
+    <w:lvl w:ilvl="2">
+      <w:start w:val="1"/>
+      <w:numFmt w:val="decimal"/>
+      <w:pStyle w:val="Heading4"/>
+      <w:lvlText w:val="%1.%2.%3."/>
+      <w:lvlJc w:val="left"/>
+      <w:pPr>
+        <w:ind w:left="1224" w:hanging="504"/>
+      </w:pPr>
+    </w:lvl>
+    <w:lvl w:ilvl="3">
+      <w:start w:val="1"/>
+      <w:numFmt w:val="decimal"/>
+      <w:lvlText w:val="%1.%2.%3.%4."/>
+      <w:lvlJc w:val="left"/>
+      <w:pPr>
+        <w:ind w:left="1728" w:hanging="648"/>
+      </w:pPr>
+    </w:lvl>
+    <w:lvl w:ilvl="4">
+      <w:start w:val="1"/>
+      <w:numFmt w:val="decimal"/>
+      <w:lvlText w:val="%1.%2.%3.%4.%5."/>
+      <w:lvlJc w:val="left"/>
+      <w:pPr>
+        <w:ind w:left="2232" w:hanging="792"/>
+      </w:pPr>
+    </w:lvl>
+    <w:lvl w:ilvl="5">
+      <w:start w:val="1"/>
+      <w:numFmt w:val="decimal"/>
+      <w:lvlText w:val="%1.%2.%3.%4.%5.%6."/>
+      <w:lvlJc w:val="left"/>
+      <w:pPr>
+        <w:ind w:left="2736" w:hanging="936"/>
+      </w:pPr>
+    </w:lvl>
+    <w:lvl w:ilvl="6">
+      <w:start w:val="1"/>
+      <w:numFmt w:val="decimal"/>
+      <w:lvlText w:val="%1.%2.%3.%4.%5.%6.%7."/>
+      <w:lvlJc w:val="left"/>
+      <w:pPr>
+        <w:ind w:left="3240" w:hanging="1080"/>
+      </w:pPr>
+    </w:lvl>
+    <w:lvl w:ilvl="7">
+      <w:start w:val="1"/>
+      <w:numFmt w:val="decimal"/>
+      <w:lvlText w:val="%1.%2.%3.%4.%5.%6.%7.%8."/>
+      <w:lvlJc w:val="left"/>
+      <w:pPr>
+        <w:ind w:left="3744" w:hanging="1224"/>
+      </w:pPr>
+    </w:lvl>
+    <w:lvl w:ilvl="8">
+      <w:start w:val="1"/>
+      <w:numFmt w:val="decimal"/>
+      <w:lvlText w:val="%1.%2.%3.%4.%5.%6.%7.%8.%9."/>
+      <w:lvlJc w:val="left"/>
+      <w:pPr>
+        <w:ind w:left="4320" w:hanging="1440"/>
+      </w:pPr>
+    </w:lvl>
+  </w:abstractNum>
   <w:num w:numId="1" w16cid:durableId="1885098888">
     <w:abstractNumId w:val="8"/>
   </w:num>
@@ -692,6 +652,12 @@
   </w:num>
   <w:num w:numId="9" w16cid:durableId="951473270">
     <w:abstractNumId w:val="0"/>
+  </w:num>
+  <w:num w:numId="10" w16cid:durableId="615141296">
+    <w:abstractNumId w:val="9"/>
+  </w:num>
+  <w:num w:numId="11" w16cid:durableId="51075846">
+    <w:abstractNumId w:val="9"/>
   </w:num>
 </w:numbering>
 </file>
@@ -1085,14 +1051,13 @@
   <w:style w:type="paragraph" w:default="1" w:styleId="Normal">
     <w:name w:val="Normal"/>
     <w:qFormat/>
-    <w:rsid w:val="001C22A3"/>
+    <w:rsid w:val="009C01EF"/>
     <w:pPr>
       <w:jc w:val="both"/>
     </w:pPr>
     <w:rPr>
       <w:rFonts w:ascii="Arial" w:hAnsi="Arial"/>
-      <w:iCs/>
-      <w:sz w:val="20"/>
+      <w:sz w:val="18"/>
       <w:szCs w:val="20"/>
       <w:lang w:val="es-BO"/>
     </w:rPr>
@@ -1104,11 +1069,11 @@
     <w:link w:val="Heading1Char"/>
     <w:uiPriority w:val="9"/>
     <w:qFormat/>
-    <w:rsid w:val="00C94177"/>
+    <w:rsid w:val="00286C35"/>
     <w:pPr>
       <w:keepNext/>
       <w:keepLines/>
-      <w:spacing w:before="480" w:after="0"/>
+      <w:spacing w:before="240" w:after="0"/>
       <w:jc w:val="center"/>
       <w:outlineLvl w:val="0"/>
     </w:pPr>
@@ -1116,12 +1081,10 @@
       <w:rFonts w:eastAsiaTheme="majorEastAsia" w:cs="Arial"/>
       <w:b/>
       <w:bCs/>
-      <w:i/>
-      <w:iCs w:val="0"/>
+      <w:iCs/>
       <w:color w:val="0070C0"/>
       <w:sz w:val="28"/>
       <w:szCs w:val="28"/>
-      <w:u w:val="single"/>
     </w:rPr>
   </w:style>
   <w:style w:type="paragraph" w:styleId="Heading2">
@@ -1132,20 +1095,25 @@
     <w:uiPriority w:val="9"/>
     <w:unhideWhenUsed/>
     <w:qFormat/>
-    <w:rsid w:val="00C94177"/>
+    <w:rsid w:val="00286C35"/>
     <w:pPr>
       <w:keepNext/>
       <w:keepLines/>
+      <w:numPr>
+        <w:numId w:val="10"/>
+      </w:numPr>
       <w:spacing w:before="200" w:after="120"/>
+      <w:ind w:left="357" w:hanging="357"/>
       <w:outlineLvl w:val="1"/>
     </w:pPr>
     <w:rPr>
       <w:rFonts w:eastAsiaTheme="majorEastAsia" w:cs="Arial"/>
       <w:b/>
       <w:bCs/>
+      <w:caps/>
       <w:color w:val="0070C0"/>
-      <w:sz w:val="26"/>
-      <w:szCs w:val="26"/>
+      <w:sz w:val="22"/>
+      <w:szCs w:val="22"/>
     </w:rPr>
   </w:style>
   <w:style w:type="paragraph" w:styleId="Heading3">
@@ -1156,37 +1124,37 @@
     <w:uiPriority w:val="9"/>
     <w:unhideWhenUsed/>
     <w:qFormat/>
-    <w:rsid w:val="00C94177"/>
-    <w:pPr>
+    <w:rsid w:val="00286C35"/>
+    <w:pPr>
+      <w:numPr>
+        <w:ilvl w:val="1"/>
+      </w:numPr>
+      <w:ind w:left="431" w:hanging="431"/>
       <w:outlineLvl w:val="2"/>
     </w:pPr>
     <w:rPr>
-      <w:sz w:val="24"/>
+      <w:sz w:val="20"/>
       <w:szCs w:val="24"/>
     </w:rPr>
   </w:style>
   <w:style w:type="paragraph" w:styleId="Heading4">
     <w:name w:val="heading 4"/>
-    <w:basedOn w:val="Normal"/>
+    <w:basedOn w:val="Heading3"/>
     <w:next w:val="Normal"/>
     <w:link w:val="Heading4Char"/>
     <w:uiPriority w:val="9"/>
-    <w:semiHidden/>
     <w:unhideWhenUsed/>
     <w:qFormat/>
-    <w:rsid w:val="00FC693F"/>
-    <w:pPr>
-      <w:keepNext/>
-      <w:keepLines/>
-      <w:spacing w:before="200" w:after="0"/>
+    <w:rsid w:val="00286C35"/>
+    <w:pPr>
+      <w:numPr>
+        <w:ilvl w:val="2"/>
+      </w:numPr>
+      <w:ind w:left="505" w:hanging="505"/>
       <w:outlineLvl w:val="3"/>
     </w:pPr>
     <w:rPr>
-      <w:rFonts w:asciiTheme="majorHAnsi" w:eastAsiaTheme="majorEastAsia" w:hAnsiTheme="majorHAnsi" w:cstheme="majorBidi"/>
-      <w:b/>
-      <w:bCs/>
-      <w:iCs w:val="0"/>
-      <w:color w:val="4F81BD" w:themeColor="accent1"/>
+      <w:caps w:val="0"/>
     </w:rPr>
   </w:style>
   <w:style w:type="paragraph" w:styleId="Heading5">
@@ -1228,7 +1196,7 @@
     </w:pPr>
     <w:rPr>
       <w:rFonts w:asciiTheme="majorHAnsi" w:eastAsiaTheme="majorEastAsia" w:hAnsiTheme="majorHAnsi" w:cstheme="majorBidi"/>
-      <w:iCs w:val="0"/>
+      <w:iCs/>
       <w:color w:val="243F60" w:themeColor="accent1" w:themeShade="7F"/>
     </w:rPr>
   </w:style>
@@ -1250,7 +1218,7 @@
     </w:pPr>
     <w:rPr>
       <w:rFonts w:asciiTheme="majorHAnsi" w:eastAsiaTheme="majorEastAsia" w:hAnsiTheme="majorHAnsi" w:cstheme="majorBidi"/>
-      <w:iCs w:val="0"/>
+      <w:iCs/>
       <w:color w:val="404040" w:themeColor="text1" w:themeTint="BF"/>
     </w:rPr>
   </w:style>
@@ -1293,7 +1261,7 @@
     </w:pPr>
     <w:rPr>
       <w:rFonts w:asciiTheme="majorHAnsi" w:eastAsiaTheme="majorEastAsia" w:hAnsiTheme="majorHAnsi" w:cstheme="majorBidi"/>
-      <w:iCs w:val="0"/>
+      <w:iCs/>
       <w:color w:val="404040" w:themeColor="text1" w:themeTint="BF"/>
     </w:rPr>
   </w:style>
@@ -1382,33 +1350,30 @@
     <w:basedOn w:val="DefaultParagraphFont"/>
     <w:link w:val="Heading1"/>
     <w:uiPriority w:val="9"/>
-    <w:rsid w:val="00C94177"/>
-    <w:rPr>
-      <w:rFonts w:ascii="Arial" w:eastAsiaTheme="majorEastAsia" w:hAnsi="Arial" w:cs="Arial"/>
-      <w:b/>
-      <w:bCs/>
-      <w:i/>
-      <w:color w:val="0070C0"/>
-      <w:sz w:val="28"/>
-      <w:szCs w:val="28"/>
-      <w:u w:val="single"/>
-      <w:lang w:val="es-BO"/>
-    </w:rPr>
-  </w:style>
-  <w:style w:type="character" w:customStyle="1" w:styleId="Heading2Char">
-    <w:name w:val="Heading 2 Char"/>
-    <w:basedOn w:val="DefaultParagraphFont"/>
-    <w:link w:val="Heading2"/>
-    <w:uiPriority w:val="9"/>
-    <w:rsid w:val="00C94177"/>
+    <w:rsid w:val="00286C35"/>
     <w:rPr>
       <w:rFonts w:ascii="Arial" w:eastAsiaTheme="majorEastAsia" w:hAnsi="Arial" w:cs="Arial"/>
       <w:b/>
       <w:bCs/>
       <w:iCs/>
       <w:color w:val="0070C0"/>
-      <w:sz w:val="26"/>
-      <w:szCs w:val="26"/>
+      <w:sz w:val="28"/>
+      <w:szCs w:val="28"/>
+      <w:lang w:val="es-BO"/>
+    </w:rPr>
+  </w:style>
+  <w:style w:type="character" w:customStyle="1" w:styleId="Heading2Char">
+    <w:name w:val="Heading 2 Char"/>
+    <w:basedOn w:val="DefaultParagraphFont"/>
+    <w:link w:val="Heading2"/>
+    <w:uiPriority w:val="9"/>
+    <w:rsid w:val="00286C35"/>
+    <w:rPr>
+      <w:rFonts w:ascii="Arial" w:eastAsiaTheme="majorEastAsia" w:hAnsi="Arial" w:cs="Arial"/>
+      <w:b/>
+      <w:bCs/>
+      <w:caps/>
+      <w:color w:val="0070C0"/>
       <w:lang w:val="es-BO"/>
     </w:rPr>
   </w:style>
@@ -1417,14 +1382,14 @@
     <w:basedOn w:val="DefaultParagraphFont"/>
     <w:link w:val="Heading3"/>
     <w:uiPriority w:val="9"/>
-    <w:rsid w:val="00C94177"/>
+    <w:rsid w:val="00286C35"/>
     <w:rPr>
       <w:rFonts w:ascii="Arial" w:eastAsiaTheme="majorEastAsia" w:hAnsi="Arial" w:cs="Arial"/>
       <w:b/>
       <w:bCs/>
-      <w:iCs/>
+      <w:caps/>
       <w:color w:val="0070C0"/>
-      <w:sz w:val="24"/>
+      <w:sz w:val="20"/>
       <w:szCs w:val="24"/>
       <w:lang w:val="es-BO"/>
     </w:rPr>
@@ -1483,7 +1448,7 @@
     </w:pPr>
     <w:rPr>
       <w:rFonts w:asciiTheme="majorHAnsi" w:eastAsiaTheme="majorEastAsia" w:hAnsiTheme="majorHAnsi" w:cstheme="majorBidi"/>
-      <w:iCs w:val="0"/>
+      <w:iCs/>
       <w:color w:val="4F81BD" w:themeColor="accent1"/>
       <w:spacing w:val="15"/>
       <w:sz w:val="24"/>
@@ -1770,7 +1735,7 @@
     <w:qFormat/>
     <w:rsid w:val="00FC693F"/>
     <w:rPr>
-      <w:iCs w:val="0"/>
+      <w:iCs/>
       <w:color w:val="000000" w:themeColor="text1"/>
     </w:rPr>
   </w:style>
@@ -1791,15 +1756,15 @@
     <w:basedOn w:val="DefaultParagraphFont"/>
     <w:link w:val="Heading4"/>
     <w:uiPriority w:val="9"/>
-    <w:semiHidden/>
-    <w:rsid w:val="00FC693F"/>
+    <w:rsid w:val="00286C35"/>
     <w:rPr>
-      <w:rFonts w:asciiTheme="majorHAnsi" w:eastAsiaTheme="majorEastAsia" w:hAnsiTheme="majorHAnsi" w:cstheme="majorBidi"/>
+      <w:rFonts w:ascii="Arial" w:eastAsiaTheme="majorEastAsia" w:hAnsi="Arial" w:cs="Arial"/>
       <w:b/>
       <w:bCs/>
-      <w:i/>
-      <w:iCs/>
-      <w:color w:val="4F81BD" w:themeColor="accent1"/>
+      <w:color w:val="0070C0"/>
+      <w:sz w:val="20"/>
+      <w:szCs w:val="24"/>
+      <w:lang w:val="es-BO"/>
     </w:rPr>
   </w:style>
   <w:style w:type="character" w:customStyle="1" w:styleId="Heading5Char">
@@ -1888,7 +1853,6 @@
       <w:b/>
       <w:bCs/>
       <w:color w:val="4F81BD" w:themeColor="accent1"/>
-      <w:sz w:val="18"/>
       <w:szCs w:val="18"/>
     </w:rPr>
   </w:style>
@@ -1932,7 +1896,7 @@
     <w:rPr>
       <w:b/>
       <w:bCs/>
-      <w:iCs w:val="0"/>
+      <w:iCs/>
       <w:color w:val="4F81BD" w:themeColor="accent1"/>
     </w:rPr>
   </w:style>
@@ -12082,6 +12046,77 @@
         <w:shd w:val="clear" w:color="auto" w:fill="FBCAA2" w:themeFill="accent6" w:themeFillTint="7F"/>
       </w:tcPr>
     </w:tblStylePr>
+  </w:style>
+  <w:style w:type="character" w:styleId="CommentReference">
+    <w:name w:val="annotation reference"/>
+    <w:basedOn w:val="DefaultParagraphFont"/>
+    <w:uiPriority w:val="99"/>
+    <w:semiHidden/>
+    <w:unhideWhenUsed/>
+    <w:rsid w:val="00286C35"/>
+    <w:rPr>
+      <w:sz w:val="16"/>
+      <w:szCs w:val="16"/>
+    </w:rPr>
+  </w:style>
+  <w:style w:type="paragraph" w:styleId="CommentText">
+    <w:name w:val="annotation text"/>
+    <w:basedOn w:val="Normal"/>
+    <w:link w:val="CommentTextChar"/>
+    <w:uiPriority w:val="99"/>
+    <w:semiHidden/>
+    <w:unhideWhenUsed/>
+    <w:rsid w:val="00286C35"/>
+    <w:pPr>
+      <w:spacing w:line="240" w:lineRule="auto"/>
+    </w:pPr>
+    <w:rPr>
+      <w:sz w:val="20"/>
+    </w:rPr>
+  </w:style>
+  <w:style w:type="character" w:customStyle="1" w:styleId="CommentTextChar">
+    <w:name w:val="Comment Text Char"/>
+    <w:basedOn w:val="DefaultParagraphFont"/>
+    <w:link w:val="CommentText"/>
+    <w:uiPriority w:val="99"/>
+    <w:semiHidden/>
+    <w:rsid w:val="00286C35"/>
+    <w:rPr>
+      <w:rFonts w:ascii="Arial" w:hAnsi="Arial"/>
+      <w:sz w:val="20"/>
+      <w:szCs w:val="20"/>
+      <w:lang w:val="es-BO"/>
+    </w:rPr>
+  </w:style>
+  <w:style w:type="paragraph" w:styleId="CommentSubject">
+    <w:name w:val="annotation subject"/>
+    <w:basedOn w:val="CommentText"/>
+    <w:next w:val="CommentText"/>
+    <w:link w:val="CommentSubjectChar"/>
+    <w:uiPriority w:val="99"/>
+    <w:semiHidden/>
+    <w:unhideWhenUsed/>
+    <w:rsid w:val="00286C35"/>
+    <w:rPr>
+      <w:b/>
+      <w:bCs/>
+    </w:rPr>
+  </w:style>
+  <w:style w:type="character" w:customStyle="1" w:styleId="CommentSubjectChar">
+    <w:name w:val="Comment Subject Char"/>
+    <w:basedOn w:val="CommentTextChar"/>
+    <w:link w:val="CommentSubject"/>
+    <w:uiPriority w:val="99"/>
+    <w:semiHidden/>
+    <w:rsid w:val="00286C35"/>
+    <w:rPr>
+      <w:rFonts w:ascii="Arial" w:hAnsi="Arial"/>
+      <w:b/>
+      <w:bCs/>
+      <w:sz w:val="20"/>
+      <w:szCs w:val="20"/>
+      <w:lang w:val="es-BO"/>
+    </w:rPr>
   </w:style>
 </w:styles>
 </file>

--- a/proyectos/templates/word_templates/template_especificaciones.docx
+++ b/proyectos/templates/word_templates/template_especificaciones.docx
@@ -64,36 +64,66 @@
   <w:tbl>
     <w:tblPr>
       <w:tblStyle w:val="TableGrid"/>
-      <w:tblW w:w="0" w:type="auto"/>
-      <w:tblInd w:w="38" w:type="dxa"/>
+      <w:tblW w:w="9776" w:type="dxa"/>
+      <w:jc w:val="center"/>
+      <w:tblCellMar>
+        <w:left w:w="70" w:type="dxa"/>
+        <w:right w:w="70" w:type="dxa"/>
+      </w:tblCellMar>
       <w:tblLook w:val="04A0" w:firstRow="1" w:lastRow="0" w:firstColumn="1" w:lastColumn="0" w:noHBand="0" w:noVBand="1"/>
     </w:tblPr>
     <w:tblGrid>
-      <w:gridCol w:w="1593"/>
-      <w:gridCol w:w="4173"/>
-      <w:gridCol w:w="1074"/>
-      <w:gridCol w:w="1752"/>
+      <w:gridCol w:w="1696"/>
+      <w:gridCol w:w="5812"/>
+      <w:gridCol w:w="2268"/>
     </w:tblGrid>
     <w:tr>
+      <w:trPr>
+        <w:trHeight w:val="680"/>
+        <w:jc w:val="center"/>
+      </w:trPr>
       <w:tc>
         <w:tcPr>
-          <w:tcW w:w="1608" w:type="dxa"/>
+          <w:tcW w:w="1696" w:type="dxa"/>
           <w:vMerge w:val="restart"/>
+          <w:tcBorders>
+            <w:top w:val="single" w:sz="4" w:space="0" w:color="auto"/>
+            <w:left w:val="single" w:sz="4" w:space="0" w:color="auto"/>
+            <w:bottom w:val="nil"/>
+            <w:right w:val="single" w:sz="4" w:space="0" w:color="auto"/>
+          </w:tcBorders>
           <w:vAlign w:val="center"/>
+          <w:hideMark/>
         </w:tcPr>
         <w:p>
           <w:pPr>
             <w:pStyle w:val="Header"/>
+            <w:jc w:val="center"/>
+            <w:rPr>
+              <w:rFonts w:ascii="Calibri Light" w:hAnsi="Calibri Light" w:cs="Calibri Light"/>
+              <w:sz w:val="20"/>
+            </w:rPr>
           </w:pPr>
           <w:r>
             <w:rPr>
+              <w:rFonts w:asciiTheme="minorHAnsi" w:hAnsiTheme="minorHAnsi"/>
               <w:noProof/>
+              <w:sz w:val="24"/>
+              <w14:ligatures w14:val="standardContextual"/>
             </w:rPr>
             <w:drawing>
-              <wp:inline distT="0" distB="0" distL="0" distR="0" wp14:anchorId="6ADA921F" wp14:editId="5769B2D6">
-                <wp:extent cx="701040" cy="914400"/>
-                <wp:effectExtent l="0" t="0" r="3810" b="0"/>
-                <wp:docPr id="1723784154" name="Picture 2"/>
+              <wp:anchor distT="0" distB="0" distL="114300" distR="114300" simplePos="0" relativeHeight="251659264" behindDoc="0" locked="0" layoutInCell="1" allowOverlap="1" wp14:anchorId="227EC393" wp14:editId="2100D0A9">
+                <wp:simplePos x="0" y="0"/>
+                <wp:positionH relativeFrom="column">
+                  <wp:posOffset>38735</wp:posOffset>
+                </wp:positionH>
+                <wp:positionV relativeFrom="paragraph">
+                  <wp:posOffset>60325</wp:posOffset>
+                </wp:positionV>
+                <wp:extent cx="923925" cy="1209675"/>
+                <wp:effectExtent l="0" t="0" r="9525" b="9525"/>
+                <wp:wrapNone/>
+                <wp:docPr id="564223649" name="Picture 1"/>
                 <wp:cNvGraphicFramePr>
                   <a:graphicFrameLocks xmlns:a="http://schemas.openxmlformats.org/drawingml/2006/main" noChangeAspect="1"/>
                 </wp:cNvGraphicFramePr>
@@ -101,7 +131,7 @@
                   <a:graphicData uri="http://schemas.openxmlformats.org/drawingml/2006/picture">
                     <pic:pic xmlns:pic="http://schemas.openxmlformats.org/drawingml/2006/picture">
                       <pic:nvPicPr>
-                        <pic:cNvPr id="0" name="Picture 3"/>
+                        <pic:cNvPr id="0" name="Imagen 6"/>
                         <pic:cNvPicPr>
                           <a:picLocks noChangeAspect="1" noChangeArrowheads="1"/>
                         </pic:cNvPicPr>
@@ -122,235 +152,798 @@
                       <pic:spPr bwMode="auto">
                         <a:xfrm>
                           <a:off x="0" y="0"/>
-                          <a:ext cx="701040" cy="914400"/>
+                          <a:ext cx="923925" cy="1209675"/>
                         </a:xfrm>
                         <a:prstGeom prst="rect">
                           <a:avLst/>
                         </a:prstGeom>
                         <a:noFill/>
-                        <a:ln>
-                          <a:noFill/>
-                        </a:ln>
                       </pic:spPr>
                     </pic:pic>
                   </a:graphicData>
                 </a:graphic>
-              </wp:inline>
+                <wp14:sizeRelH relativeFrom="margin">
+                  <wp14:pctWidth>0</wp14:pctWidth>
+                </wp14:sizeRelH>
+                <wp14:sizeRelV relativeFrom="margin">
+                  <wp14:pctHeight>0</wp14:pctHeight>
+                </wp14:sizeRelV>
+              </wp:anchor>
             </w:drawing>
           </w:r>
         </w:p>
       </w:tc>
       <w:tc>
         <w:tcPr>
-          <w:tcW w:w="7210" w:type="dxa"/>
-          <w:gridSpan w:val="3"/>
+          <w:tcW w:w="5812" w:type="dxa"/>
+          <w:tcBorders>
+            <w:top w:val="single" w:sz="4" w:space="0" w:color="auto"/>
+            <w:left w:val="single" w:sz="4" w:space="0" w:color="auto"/>
+            <w:bottom w:val="single" w:sz="4" w:space="0" w:color="auto"/>
+            <w:right w:val="single" w:sz="4" w:space="0" w:color="auto"/>
+          </w:tcBorders>
+          <w:vAlign w:val="center"/>
+          <w:hideMark/>
         </w:tcPr>
         <w:p>
           <w:pPr>
             <w:pStyle w:val="Header"/>
+            <w:jc w:val="center"/>
+            <w:rPr>
+              <w:rFonts w:ascii="Calibri Light" w:hAnsi="Calibri Light" w:cs="Calibri Light"/>
+              <w:b/>
+              <w:bCs/>
+              <w:sz w:val="20"/>
+            </w:rPr>
           </w:pPr>
           <w:r>
-            <w:t>PLIEGO</w:t>
-          </w:r>
-          <w:r>
             <w:rPr>
-              <w:spacing w:val="-2"/>
+              <w:rFonts w:ascii="Calibri Light" w:hAnsi="Calibri Light" w:cs="Calibri Light"/>
+              <w:b/>
+              <w:bCs/>
+              <w:sz w:val="20"/>
             </w:rPr>
-            <w:t xml:space="preserve"> </w:t>
-          </w:r>
-          <w:r>
-            <w:t>ESPECIFICACIONES</w:t>
-          </w:r>
-          <w:r>
-            <w:rPr>
-              <w:spacing w:val="-1"/>
-            </w:rPr>
-            <w:t xml:space="preserve"> </w:t>
-          </w:r>
-          <w:r>
-            <w:t>TECNICAS</w:t>
+            <w:t>PLIEGO DE ESPECIFICACIONES</w:t>
           </w:r>
         </w:p>
         <w:p>
           <w:pPr>
             <w:pStyle w:val="Header"/>
+            <w:jc w:val="center"/>
+            <w:rPr>
+              <w:rFonts w:ascii="Calibri Light" w:hAnsi="Calibri Light" w:cs="Calibri Light"/>
+              <w:b/>
+              <w:bCs/>
+              <w:sz w:val="20"/>
+            </w:rPr>
           </w:pPr>
+          <w:r>
+            <w:rPr>
+              <w:rFonts w:ascii="Calibri Light" w:hAnsi="Calibri Light" w:cs="Calibri Light"/>
+              <w:b/>
+              <w:bCs/>
+              <w:sz w:val="20"/>
+            </w:rPr>
+            <w:t xml:space="preserve">NRO. PR: </w:t>
+          </w:r>
+          <w:r>
+            <w:rPr>
+              <w:rFonts w:ascii="Calibri Light" w:hAnsi="Calibri Light" w:cs="Calibri Light"/>
+              <w:b/>
+              <w:bCs/>
+              <w:sz w:val="20"/>
+            </w:rPr>
+            <w:t>&lt;&lt;NRO_PLIEGO&gt;&gt;</w:t>
+          </w:r>
         </w:p>
       </w:tc>
-    </w:tr>
-    <w:tr>
-      <w:trPr>
-        <w:trHeight w:val="582"/>
-      </w:trPr>
       <w:tc>
         <w:tcPr>
-          <w:tcW w:w="1608" w:type="dxa"/>
-          <w:vMerge/>
+          <w:tcW w:w="2268" w:type="dxa"/>
+          <w:tcBorders>
+            <w:top w:val="single" w:sz="4" w:space="0" w:color="auto"/>
+            <w:left w:val="single" w:sz="4" w:space="0" w:color="auto"/>
+            <w:bottom w:val="single" w:sz="4" w:space="0" w:color="auto"/>
+            <w:right w:val="single" w:sz="4" w:space="0" w:color="auto"/>
+          </w:tcBorders>
         </w:tcPr>
         <w:p>
           <w:pPr>
             <w:pStyle w:val="Header"/>
+            <w:rPr>
+              <w:rFonts w:ascii="Calibri Light" w:hAnsi="Calibri Light" w:cs="Calibri Light"/>
+              <w:b/>
+              <w:bCs/>
+              <w:sz w:val="20"/>
+            </w:rPr>
           </w:pPr>
-        </w:p>
-      </w:tc>
-      <w:tc>
-        <w:tcPr>
-          <w:tcW w:w="4328" w:type="dxa"/>
-        </w:tcPr>
-        <w:p>
-          <w:r>
-            <w:t>P</w:t>
-          </w:r>
           <w:r>
             <w:rPr>
-              <w:spacing w:val="1"/>
+              <w:rFonts w:ascii="Calibri Light" w:hAnsi="Calibri Light" w:cs="Calibri Light"/>
+              <w:b/>
+              <w:bCs/>
+              <w:sz w:val="20"/>
             </w:rPr>
-            <w:t>R</w:t>
-          </w:r>
-          <w:r>
-            <w:rPr>
-              <w:spacing w:val="2"/>
-            </w:rPr>
-            <w:t>O</w:t>
-          </w:r>
-          <w:r>
-            <w:t>Y</w:t>
-          </w:r>
-          <w:r>
-            <w:rPr>
-              <w:spacing w:val="-3"/>
-            </w:rPr>
-            <w:t>E</w:t>
-          </w:r>
-          <w:r>
-            <w:rPr>
-              <w:spacing w:val="1"/>
-            </w:rPr>
-            <w:t>C</w:t>
-          </w:r>
-          <w:r>
-            <w:t>T</w:t>
-          </w:r>
-          <w:r>
-            <w:rPr>
-              <w:spacing w:val="2"/>
-            </w:rPr>
-            <w:t>O</w:t>
-          </w:r>
-          <w:r>
-            <w:rPr>
-              <w:spacing w:val="1"/>
-            </w:rPr>
-            <w:t>.</w:t>
-          </w:r>
-          <w:r>
-            <w:t>:</w:t>
+            <w:t>AREA SOLICITANTE:</w:t>
           </w:r>
         </w:p>
         <w:p>
           <w:pPr>
             <w:pStyle w:val="Header"/>
+            <w:jc w:val="center"/>
+            <w:rPr>
+              <w:rFonts w:ascii="Calibri Light" w:hAnsi="Calibri Light" w:cs="Calibri Light"/>
+              <w:i/>
+              <w:iCs/>
+              <w:sz w:val="20"/>
+            </w:rPr>
           </w:pPr>
           <w:r>
-            <w:t>Mercado de Abastos</w:t>
-          </w:r>
-        </w:p>
-      </w:tc>
-      <w:tc>
-        <w:tcPr>
-          <w:tcW w:w="2882" w:type="dxa"/>
-          <w:gridSpan w:val="2"/>
-        </w:tcPr>
-        <w:p>
-          <w:pPr>
-            <w:pStyle w:val="Header"/>
-          </w:pPr>
-          <w:r>
-            <w:t>SOLICITANTE:</w:t>
-          </w:r>
-        </w:p>
-        <w:p>
-          <w:pPr>
-            <w:pStyle w:val="Header"/>
-          </w:pPr>
-          <w:r>
-            <w:t>Gobierno Regional</w:t>
+            <w:rPr>
+              <w:rFonts w:ascii="Calibri Light" w:hAnsi="Calibri Light" w:cs="Calibri Light"/>
+              <w:i/>
+              <w:iCs/>
+              <w:sz w:val="20"/>
+            </w:rPr>
+            <w:t>&lt;&lt;SOLICITANTE&gt;&gt;</w:t>
           </w:r>
         </w:p>
       </w:tc>
     </w:tr>
     <w:tr>
       <w:trPr>
-        <w:trHeight w:val="582"/>
+        <w:trHeight w:val="680"/>
+        <w:jc w:val="center"/>
       </w:trPr>
       <w:tc>
         <w:tcPr>
-          <w:tcW w:w="1608" w:type="dxa"/>
+          <w:tcW w:w="0" w:type="auto"/>
           <w:vMerge/>
+          <w:tcBorders>
+            <w:top w:val="single" w:sz="4" w:space="0" w:color="auto"/>
+            <w:left w:val="single" w:sz="4" w:space="0" w:color="auto"/>
+            <w:bottom w:val="nil"/>
+            <w:right w:val="single" w:sz="4" w:space="0" w:color="auto"/>
+          </w:tcBorders>
+          <w:vAlign w:val="center"/>
+          <w:hideMark/>
         </w:tcPr>
         <w:p>
           <w:pPr>
-            <w:pStyle w:val="Header"/>
+            <w:rPr>
+              <w:rFonts w:ascii="Calibri Light" w:hAnsi="Calibri Light" w:cs="Calibri Light"/>
+              <w:kern w:val="2"/>
+              <w:sz w:val="20"/>
+              <w14:ligatures w14:val="standardContextual"/>
+            </w:rPr>
           </w:pPr>
         </w:p>
       </w:tc>
       <w:tc>
         <w:tcPr>
-          <w:tcW w:w="4328" w:type="dxa"/>
+          <w:tcW w:w="5812" w:type="dxa"/>
+          <w:tcBorders>
+            <w:top w:val="single" w:sz="4" w:space="0" w:color="auto"/>
+            <w:left w:val="single" w:sz="4" w:space="0" w:color="auto"/>
+            <w:bottom w:val="single" w:sz="4" w:space="0" w:color="auto"/>
+            <w:right w:val="single" w:sz="4" w:space="0" w:color="auto"/>
+          </w:tcBorders>
+          <w:vAlign w:val="center"/>
+          <w:hideMark/>
         </w:tcPr>
         <w:p>
+          <w:pPr>
+            <w:pStyle w:val="Header"/>
+            <w:jc w:val="center"/>
+            <w:rPr>
+              <w:rFonts w:ascii="Calibri Light" w:hAnsi="Calibri Light" w:cs="Calibri Light"/>
+              <w:b/>
+              <w:bCs/>
+              <w:sz w:val="20"/>
+            </w:rPr>
+          </w:pPr>
           <w:r>
-            <w:t>SERVICIO:</w:t>
+            <w:rPr>
+              <w:rFonts w:ascii="Calibri Light" w:hAnsi="Calibri Light" w:cs="Calibri Light"/>
+              <w:b/>
+              <w:bCs/>
+              <w:sz w:val="20"/>
+            </w:rPr>
+            <w:t>DESCRIPCIÓN DEL SERVICIO</w:t>
           </w:r>
         </w:p>
         <w:p>
           <w:pPr>
             <w:pStyle w:val="Header"/>
+            <w:jc w:val="center"/>
+            <w:rPr>
+              <w:rFonts w:ascii="Calibri Light" w:hAnsi="Calibri Light" w:cs="Calibri Light"/>
+              <w:b/>
+              <w:bCs/>
+              <w:sz w:val="20"/>
+            </w:rPr>
           </w:pPr>
           <w:r>
-            <w:t>Proyecto de infraestructura urbana destinado a mejorar la calidad de vida.</w:t>
+            <w:rPr>
+              <w:rFonts w:ascii="Calibri Light" w:hAnsi="Calibri Light" w:cs="Calibri Light"/>
+              <w:b/>
+              <w:bCs/>
+              <w:sz w:val="20"/>
+            </w:rPr>
+            <w:t>&lt;&lt;PROYECTO&gt;&gt;</w:t>
           </w:r>
         </w:p>
       </w:tc>
       <w:tc>
         <w:tcPr>
-          <w:tcW w:w="1095" w:type="dxa"/>
+          <w:tcW w:w="2268" w:type="dxa"/>
+          <w:tcBorders>
+            <w:top w:val="single" w:sz="4" w:space="0" w:color="auto"/>
+            <w:left w:val="single" w:sz="4" w:space="0" w:color="auto"/>
+            <w:bottom w:val="single" w:sz="4" w:space="0" w:color="auto"/>
+            <w:right w:val="single" w:sz="4" w:space="0" w:color="auto"/>
+          </w:tcBorders>
         </w:tcPr>
         <w:p>
           <w:pPr>
             <w:pStyle w:val="Header"/>
+            <w:rPr>
+              <w:rFonts w:ascii="Calibri Light" w:hAnsi="Calibri Light" w:cs="Calibri Light"/>
+              <w:b/>
+              <w:bCs/>
+              <w:sz w:val="20"/>
+            </w:rPr>
           </w:pPr>
           <w:r>
-            <w:t>REV.:</w:t>
+            <w:rPr>
+              <w:rFonts w:ascii="Calibri Light" w:hAnsi="Calibri Light" w:cs="Calibri Light"/>
+              <w:b/>
+              <w:bCs/>
+              <w:sz w:val="20"/>
+            </w:rPr>
+            <w:t>CENTRO (OPERACIÓN):</w:t>
           </w:r>
         </w:p>
         <w:p>
           <w:pPr>
             <w:pStyle w:val="Header"/>
+            <w:jc w:val="center"/>
+            <w:rPr>
+              <w:rFonts w:ascii="Calibri Light" w:hAnsi="Calibri Light" w:cs="Calibri Light"/>
+              <w:b/>
+              <w:bCs/>
+              <w:sz w:val="20"/>
+            </w:rPr>
           </w:pPr>
           <w:r>
-            <w:t>1</w:t>
+            <w:rPr>
+              <w:rFonts w:ascii="Calibri Light" w:hAnsi="Calibri Light" w:cs="Calibri Light"/>
+              <w:i/>
+              <w:iCs/>
+              <w:sz w:val="20"/>
+            </w:rPr>
+            <w:t>&lt;&lt;</w:t>
           </w:r>
+          <w:r>
+            <w:rPr>
+              <w:rFonts w:ascii="Calibri Light" w:hAnsi="Calibri Light" w:cs="Calibri Light"/>
+              <w:i/>
+              <w:iCs/>
+              <w:sz w:val="20"/>
+            </w:rPr>
+            <w:t>OPERACI</w:t>
+          </w:r>
+          <w:r>
+            <w:rPr>
+              <w:rFonts w:ascii="Calibri Light" w:hAnsi="Calibri Light" w:cs="Calibri Light"/>
+              <w:i/>
+              <w:iCs/>
+              <w:sz w:val="20"/>
+            </w:rPr>
+            <w:t>O</w:t>
+          </w:r>
+          <w:r>
+            <w:rPr>
+              <w:rFonts w:ascii="Calibri Light" w:hAnsi="Calibri Light" w:cs="Calibri Light"/>
+              <w:i/>
+              <w:iCs/>
+              <w:sz w:val="20"/>
+            </w:rPr>
+            <w:t>N</w:t>
+          </w:r>
+          <w:r>
+            <w:rPr>
+              <w:rFonts w:ascii="Calibri Light" w:hAnsi="Calibri Light" w:cs="Calibri Light"/>
+              <w:i/>
+              <w:iCs/>
+              <w:sz w:val="20"/>
+            </w:rPr>
+            <w:t>&gt;&gt;</w:t>
+          </w:r>
+        </w:p>
+      </w:tc>
+    </w:tr>
+    <w:tr>
+      <w:trPr>
+        <w:trHeight w:val="680"/>
+        <w:jc w:val="center"/>
+      </w:trPr>
+      <w:tc>
+        <w:tcPr>
+          <w:tcW w:w="1696" w:type="dxa"/>
+          <w:tcBorders>
+            <w:top w:val="nil"/>
+            <w:left w:val="single" w:sz="4" w:space="0" w:color="auto"/>
+            <w:bottom w:val="single" w:sz="4" w:space="0" w:color="auto"/>
+            <w:right w:val="single" w:sz="4" w:space="0" w:color="auto"/>
+          </w:tcBorders>
+          <w:vAlign w:val="center"/>
+        </w:tcPr>
+        <w:p>
+          <w:pPr>
+            <w:pStyle w:val="Header"/>
+            <w:rPr>
+              <w:rFonts w:ascii="Calibri Light" w:hAnsi="Calibri Light" w:cs="Calibri Light"/>
+              <w:noProof/>
+              <w:sz w:val="20"/>
+            </w:rPr>
+          </w:pPr>
         </w:p>
       </w:tc>
       <w:tc>
         <w:tcPr>
-          <w:tcW w:w="1787" w:type="dxa"/>
+          <w:tcW w:w="5812" w:type="dxa"/>
+          <w:vMerge w:val="restart"/>
+          <w:tcBorders>
+            <w:top w:val="single" w:sz="4" w:space="0" w:color="auto"/>
+            <w:left w:val="single" w:sz="4" w:space="0" w:color="auto"/>
+            <w:bottom w:val="single" w:sz="4" w:space="0" w:color="auto"/>
+            <w:right w:val="single" w:sz="4" w:space="0" w:color="auto"/>
+          </w:tcBorders>
+          <w:vAlign w:val="center"/>
+          <w:hideMark/>
         </w:tcPr>
         <w:p>
           <w:pPr>
             <w:pStyle w:val="Header"/>
+            <w:spacing w:line="276" w:lineRule="auto"/>
+            <w:jc w:val="center"/>
+            <w:rPr>
+              <w:rFonts w:ascii="Calibri Light" w:hAnsi="Calibri Light" w:cs="Calibri Light"/>
+              <w:b/>
+              <w:bCs/>
+              <w:sz w:val="20"/>
+            </w:rPr>
           </w:pPr>
           <w:r>
+            <w:rPr>
+              <w:rFonts w:ascii="Calibri Light" w:hAnsi="Calibri Light" w:cs="Calibri Light"/>
+              <w:b/>
+              <w:bCs/>
+              <w:sz w:val="20"/>
+            </w:rPr>
+            <w:t>TIPO DE SERVICIO</w:t>
+          </w:r>
+        </w:p>
+        <w:tbl>
+          <w:tblPr>
+            <w:tblStyle w:val="TableGrid"/>
+            <w:tblW w:w="0" w:type="auto"/>
+            <w:jc w:val="center"/>
+            <w:tblLook w:val="04A0" w:firstRow="1" w:lastRow="0" w:firstColumn="1" w:lastColumn="0" w:noHBand="0" w:noVBand="1"/>
+          </w:tblPr>
+          <w:tblGrid>
+            <w:gridCol w:w="1696"/>
+            <w:gridCol w:w="1843"/>
+            <w:gridCol w:w="1918"/>
+          </w:tblGrid>
+          <w:tr>
+            <w:trPr>
+              <w:trHeight w:val="563"/>
+              <w:jc w:val="center"/>
+            </w:trPr>
+            <w:tc>
+              <w:tcPr>
+                <w:tcW w:w="1696" w:type="dxa"/>
+                <w:tcBorders>
+                  <w:top w:val="single" w:sz="4" w:space="0" w:color="auto"/>
+                  <w:left w:val="single" w:sz="4" w:space="0" w:color="auto"/>
+                  <w:bottom w:val="single" w:sz="4" w:space="0" w:color="auto"/>
+                  <w:right w:val="single" w:sz="4" w:space="0" w:color="auto"/>
+                </w:tcBorders>
+                <w:hideMark/>
+              </w:tcPr>
+              <w:p>
+                <w:pPr>
+                  <w:pStyle w:val="Header"/>
+                  <w:jc w:val="center"/>
+                  <w:rPr>
+                    <w:rFonts w:ascii="Calibri Light" w:hAnsi="Calibri Light" w:cs="Calibri Light"/>
+                    <w:sz w:val="20"/>
+                  </w:rPr>
+                </w:pPr>
+                <w:r>
+                  <w:rPr>
+                    <w:rFonts w:ascii="Calibri Light" w:hAnsi="Calibri Light" w:cs="Calibri Light"/>
+                    <w:sz w:val="20"/>
+                  </w:rPr>
+                  <w:t>SPOT</w:t>
+                </w:r>
+              </w:p>
+              <w:p>
+                <w:pPr>
+                  <w:pStyle w:val="Header"/>
+                  <w:jc w:val="center"/>
+                  <w:rPr>
+                    <w:rFonts w:ascii="Calibri Light" w:hAnsi="Calibri Light" w:cs="Calibri Light"/>
+                    <w:sz w:val="20"/>
+                  </w:rPr>
+                </w:pPr>
+              </w:p>
+              <w:p>
+                <w:pPr>
+                  <w:pStyle w:val="Header"/>
+                  <w:jc w:val="center"/>
+                  <w:rPr>
+                    <w:rFonts w:ascii="Calibri Light" w:hAnsi="Calibri Light" w:cs="Calibri Light"/>
+                    <w:sz w:val="20"/>
+                  </w:rPr>
+                </w:pPr>
+                <w:r>
+                  <w:rPr>
+                    <w:rFonts w:ascii="Calibri Light" w:hAnsi="Calibri Light" w:cs="Calibri Light"/>
+                    <w:noProof/>
+                    <w:sz w:val="20"/>
+                  </w:rPr>
+                  <w:t>&lt;&lt;</w:t>
+                </w:r>
+                <w:r>
+                  <w:rPr>
+                    <w:rFonts w:ascii="Calibri Light" w:hAnsi="Calibri Light" w:cs="Calibri Light"/>
+                    <w:noProof/>
+                    <w:sz w:val="20"/>
+                  </w:rPr>
+                  <w:t>CHK</w:t>
+                </w:r>
+                <w:r>
+                  <w:rPr>
+                    <w:rFonts w:ascii="Calibri Light" w:hAnsi="Calibri Light" w:cs="Calibri Light"/>
+                    <w:noProof/>
+                    <w:sz w:val="20"/>
+                  </w:rPr>
+                  <w:t>_SPOT&gt;&gt;</w:t>
+                </w:r>
+              </w:p>
+            </w:tc>
+            <w:tc>
+              <w:tcPr>
+                <w:tcW w:w="1843" w:type="dxa"/>
+                <w:tcBorders>
+                  <w:top w:val="single" w:sz="4" w:space="0" w:color="auto"/>
+                  <w:left w:val="single" w:sz="4" w:space="0" w:color="auto"/>
+                  <w:bottom w:val="single" w:sz="4" w:space="0" w:color="auto"/>
+                  <w:right w:val="single" w:sz="4" w:space="0" w:color="auto"/>
+                </w:tcBorders>
+                <w:hideMark/>
+              </w:tcPr>
+              <w:p>
+                <w:pPr>
+                  <w:pStyle w:val="Header"/>
+                  <w:jc w:val="center"/>
+                  <w:rPr>
+                    <w:rFonts w:ascii="Calibri Light" w:hAnsi="Calibri Light" w:cs="Calibri Light"/>
+                    <w:sz w:val="20"/>
+                  </w:rPr>
+                </w:pPr>
+                <w:r>
+                  <w:rPr>
+                    <w:rFonts w:ascii="Calibri Light" w:hAnsi="Calibri Light" w:cs="Calibri Light"/>
+                    <w:sz w:val="20"/>
+                  </w:rPr>
+                  <w:t>NUEVOS CONTRATO MARCO</w:t>
+                </w:r>
+              </w:p>
+              <w:p>
+                <w:pPr>
+                  <w:pStyle w:val="Header"/>
+                  <w:jc w:val="center"/>
+                  <w:rPr>
+                    <w:rFonts w:ascii="Calibri Light" w:hAnsi="Calibri Light" w:cs="Calibri Light"/>
+                    <w:sz w:val="20"/>
+                  </w:rPr>
+                </w:pPr>
+                <w:r>
+                  <w:rPr>
+                    <w:rFonts w:ascii="Calibri Light" w:hAnsi="Calibri Light" w:cs="Calibri Light"/>
+                    <w:noProof/>
+                    <w:sz w:val="20"/>
+                  </w:rPr>
+                  <w:t>&lt;&lt;CHK_</w:t>
+                </w:r>
+                <w:r>
+                  <w:rPr>
+                    <w:rFonts w:ascii="Calibri Light" w:hAnsi="Calibri Light" w:cs="Calibri Light"/>
+                    <w:noProof/>
+                    <w:sz w:val="20"/>
+                  </w:rPr>
+                  <w:t>NCM</w:t>
+                </w:r>
+                <w:r>
+                  <w:rPr>
+                    <w:rFonts w:ascii="Calibri Light" w:hAnsi="Calibri Light" w:cs="Calibri Light"/>
+                    <w:noProof/>
+                    <w:sz w:val="20"/>
+                  </w:rPr>
+                  <w:t>&gt;&gt;</w:t>
+                </w:r>
+              </w:p>
+            </w:tc>
+            <w:tc>
+              <w:tcPr>
+                <w:tcW w:w="1918" w:type="dxa"/>
+                <w:tcBorders>
+                  <w:top w:val="single" w:sz="4" w:space="0" w:color="auto"/>
+                  <w:left w:val="single" w:sz="4" w:space="0" w:color="auto"/>
+                  <w:bottom w:val="single" w:sz="4" w:space="0" w:color="auto"/>
+                  <w:right w:val="single" w:sz="4" w:space="0" w:color="auto"/>
+                </w:tcBorders>
+                <w:hideMark/>
+              </w:tcPr>
+              <w:p>
+                <w:pPr>
+                  <w:pStyle w:val="Header"/>
+                  <w:jc w:val="center"/>
+                  <w:rPr>
+                    <w:rFonts w:ascii="Calibri Light" w:hAnsi="Calibri Light" w:cs="Calibri Light"/>
+                    <w:sz w:val="20"/>
+                  </w:rPr>
+                </w:pPr>
+                <w:r>
+                  <w:rPr>
+                    <w:rFonts w:ascii="Calibri Light" w:hAnsi="Calibri Light" w:cs="Calibri Light"/>
+                    <w:sz w:val="20"/>
+                  </w:rPr>
+                  <w:t>CONTRATO DE OBRA</w:t>
+                </w:r>
+              </w:p>
+              <w:p>
+                <w:pPr>
+                  <w:pStyle w:val="Header"/>
+                  <w:jc w:val="center"/>
+                  <w:rPr>
+                    <w:rFonts w:ascii="Calibri Light" w:hAnsi="Calibri Light" w:cs="Calibri Light"/>
+                    <w:sz w:val="20"/>
+                  </w:rPr>
+                </w:pPr>
+              </w:p>
+              <w:p>
+                <w:pPr>
+                  <w:pStyle w:val="Header"/>
+                  <w:jc w:val="center"/>
+                  <w:rPr>
+                    <w:rFonts w:ascii="Calibri Light" w:hAnsi="Calibri Light" w:cs="Calibri Light"/>
+                    <w:sz w:val="20"/>
+                  </w:rPr>
+                </w:pPr>
+                <w:r>
+                  <w:rPr>
+                    <w:rFonts w:ascii="Calibri Light" w:hAnsi="Calibri Light" w:cs="Calibri Light"/>
+                    <w:sz w:val="20"/>
+                  </w:rPr>
+                  <w:t>&lt;&lt;CHK_CO&gt;&gt;</w:t>
+                </w:r>
+              </w:p>
+            </w:tc>
+          </w:tr>
+        </w:tbl>
+        <w:p>
+          <w:pPr>
+            <w:pStyle w:val="Header"/>
+            <w:jc w:val="center"/>
+            <w:rPr>
+              <w:rFonts w:ascii="Calibri Light" w:hAnsi="Calibri Light" w:cs="Calibri Light"/>
+              <w:sz w:val="20"/>
+            </w:rPr>
+          </w:pPr>
+        </w:p>
+      </w:tc>
+      <w:tc>
+        <w:tcPr>
+          <w:tcW w:w="2268" w:type="dxa"/>
+          <w:tcBorders>
+            <w:top w:val="single" w:sz="4" w:space="0" w:color="auto"/>
+            <w:left w:val="single" w:sz="4" w:space="0" w:color="auto"/>
+            <w:bottom w:val="single" w:sz="4" w:space="0" w:color="auto"/>
+            <w:right w:val="single" w:sz="4" w:space="0" w:color="auto"/>
+          </w:tcBorders>
+        </w:tcPr>
+        <w:p>
+          <w:pPr>
+            <w:pStyle w:val="Header"/>
+            <w:rPr>
+              <w:rFonts w:ascii="Calibri Light" w:hAnsi="Calibri Light" w:cs="Calibri Light"/>
+              <w:b/>
+              <w:bCs/>
+              <w:sz w:val="20"/>
+            </w:rPr>
+          </w:pPr>
+          <w:r>
+            <w:rPr>
+              <w:rFonts w:ascii="Calibri Light" w:hAnsi="Calibri Light" w:cs="Calibri Light"/>
+              <w:b/>
+              <w:bCs/>
+              <w:sz w:val="20"/>
+            </w:rPr>
+            <w:t>USUARIO/CONTACTO:</w:t>
+          </w:r>
+        </w:p>
+        <w:p>
+          <w:pPr>
+            <w:pStyle w:val="Header"/>
+            <w:jc w:val="center"/>
+            <w:rPr>
+              <w:rFonts w:ascii="Calibri Light" w:hAnsi="Calibri Light" w:cs="Calibri Light"/>
+              <w:b/>
+              <w:bCs/>
+              <w:sz w:val="20"/>
+            </w:rPr>
+          </w:pPr>
+          <w:r>
+            <w:rPr>
+              <w:rFonts w:ascii="Calibri Light" w:hAnsi="Calibri Light" w:cs="Calibri Light"/>
+              <w:i/>
+              <w:iCs/>
+              <w:sz w:val="20"/>
+            </w:rPr>
+            <w:t>&lt;&lt;USUARIO&gt;&gt;</w:t>
+          </w:r>
+        </w:p>
+      </w:tc>
+    </w:tr>
+    <w:tr>
+      <w:trPr>
+        <w:trHeight w:val="680"/>
+        <w:jc w:val="center"/>
+      </w:trPr>
+      <w:tc>
+        <w:tcPr>
+          <w:tcW w:w="1696" w:type="dxa"/>
+          <w:tcBorders>
+            <w:top w:val="single" w:sz="4" w:space="0" w:color="auto"/>
+            <w:left w:val="single" w:sz="4" w:space="0" w:color="auto"/>
+            <w:bottom w:val="single" w:sz="4" w:space="0" w:color="auto"/>
+            <w:right w:val="single" w:sz="4" w:space="0" w:color="auto"/>
+          </w:tcBorders>
+          <w:vAlign w:val="center"/>
+          <w:hideMark/>
+        </w:tcPr>
+        <w:p>
+          <w:pPr>
+            <w:pStyle w:val="Header"/>
+            <w:rPr>
+              <w:rFonts w:ascii="Calibri Light" w:hAnsi="Calibri Light" w:cs="Calibri Light"/>
+              <w:b/>
+              <w:bCs/>
+              <w:sz w:val="20"/>
+            </w:rPr>
+          </w:pPr>
+          <w:r>
+            <w:rPr>
+              <w:rFonts w:ascii="Calibri Light" w:hAnsi="Calibri Light" w:cs="Calibri Light"/>
+              <w:b/>
+              <w:bCs/>
+              <w:sz w:val="20"/>
+            </w:rPr>
+            <w:t>DOC.VERSION:</w:t>
+          </w:r>
+        </w:p>
+        <w:p>
+          <w:pPr>
+            <w:pStyle w:val="Header"/>
+            <w:jc w:val="center"/>
+            <w:rPr>
+              <w:rFonts w:ascii="Calibri Light" w:hAnsi="Calibri Light" w:cs="Calibri Light"/>
+              <w:b/>
+              <w:bCs/>
+              <w:sz w:val="20"/>
+            </w:rPr>
+          </w:pPr>
+          <w:r>
+            <w:rPr>
+              <w:rFonts w:ascii="Calibri Light" w:hAnsi="Calibri Light" w:cs="Calibri Light"/>
+              <w:b/>
+              <w:bCs/>
+              <w:sz w:val="20"/>
+            </w:rPr>
+            <w:t>&lt;&lt;REV.&gt;&gt;</w:t>
+          </w:r>
+        </w:p>
+        <w:p>
+          <w:pPr>
+            <w:pStyle w:val="Header"/>
+            <w:jc w:val="center"/>
+            <w:rPr>
+              <w:rFonts w:ascii="Calibri Light" w:hAnsi="Calibri Light" w:cs="Calibri Light"/>
+              <w:noProof/>
+              <w:sz w:val="20"/>
+            </w:rPr>
+          </w:pPr>
+        </w:p>
+      </w:tc>
+      <w:tc>
+        <w:tcPr>
+          <w:tcW w:w="0" w:type="auto"/>
+          <w:vMerge/>
+          <w:tcBorders>
+            <w:top w:val="single" w:sz="4" w:space="0" w:color="auto"/>
+            <w:left w:val="single" w:sz="4" w:space="0" w:color="auto"/>
+            <w:bottom w:val="single" w:sz="4" w:space="0" w:color="auto"/>
+            <w:right w:val="single" w:sz="4" w:space="0" w:color="auto"/>
+          </w:tcBorders>
+          <w:vAlign w:val="center"/>
+          <w:hideMark/>
+        </w:tcPr>
+        <w:p>
+          <w:pPr>
+            <w:rPr>
+              <w:rFonts w:ascii="Calibri Light" w:hAnsi="Calibri Light" w:cs="Calibri Light"/>
+              <w:kern w:val="2"/>
+              <w:sz w:val="20"/>
+              <w14:ligatures w14:val="standardContextual"/>
+            </w:rPr>
+          </w:pPr>
+        </w:p>
+      </w:tc>
+      <w:tc>
+        <w:tcPr>
+          <w:tcW w:w="2268" w:type="dxa"/>
+          <w:tcBorders>
+            <w:top w:val="single" w:sz="4" w:space="0" w:color="auto"/>
+            <w:left w:val="single" w:sz="4" w:space="0" w:color="auto"/>
+            <w:bottom w:val="single" w:sz="4" w:space="0" w:color="auto"/>
+            <w:right w:val="single" w:sz="4" w:space="0" w:color="auto"/>
+          </w:tcBorders>
+          <w:hideMark/>
+        </w:tcPr>
+        <w:p>
+          <w:pPr>
+            <w:pStyle w:val="Header"/>
+            <w:rPr>
+              <w:rFonts w:ascii="Calibri Light" w:hAnsi="Calibri Light" w:cs="Calibri Light"/>
+              <w:b/>
+              <w:bCs/>
+              <w:sz w:val="20"/>
+            </w:rPr>
+          </w:pPr>
+          <w:r>
+            <w:rPr>
+              <w:rFonts w:ascii="Calibri Light" w:hAnsi="Calibri Light" w:cs="Calibri Light"/>
+              <w:b/>
+              <w:bCs/>
+              <w:sz w:val="20"/>
+            </w:rPr>
             <w:t>FECHA:</w:t>
           </w:r>
         </w:p>
         <w:p>
           <w:pPr>
             <w:pStyle w:val="Header"/>
+            <w:jc w:val="center"/>
+            <w:rPr>
+              <w:rFonts w:ascii="Calibri Light" w:hAnsi="Calibri Light" w:cs="Calibri Light"/>
+              <w:b/>
+              <w:bCs/>
+              <w:sz w:val="20"/>
+            </w:rPr>
           </w:pPr>
           <w:r>
-            <w:t>12/03/2026</w:t>
+            <w:rPr>
+              <w:rFonts w:ascii="Calibri Light" w:hAnsi="Calibri Light" w:cs="Calibri Light"/>
+              <w:b/>
+              <w:bCs/>
+              <w:sz w:val="20"/>
+            </w:rPr>
+            <w:t>&lt;&lt;FECHA&gt;&gt;</w:t>
           </w:r>
         </w:p>
       </w:tc>
@@ -834,7 +1427,7 @@
     <w:lsdException w:name="Table Web 2" w:semiHidden="1" w:unhideWhenUsed="1"/>
     <w:lsdException w:name="Table Web 3" w:semiHidden="1" w:unhideWhenUsed="1"/>
     <w:lsdException w:name="Balloon Text" w:semiHidden="1" w:unhideWhenUsed="1"/>
-    <w:lsdException w:name="Table Grid" w:uiPriority="59"/>
+    <w:lsdException w:name="Table Grid" w:uiPriority="39"/>
     <w:lsdException w:name="Table Theme" w:semiHidden="1" w:unhideWhenUsed="1"/>
     <w:lsdException w:name="Placeholder Text" w:semiHidden="1"/>
     <w:lsdException w:name="No Spacing" w:uiPriority="1" w:qFormat="1"/>
@@ -1996,7 +2589,7 @@
   <w:style w:type="table" w:styleId="TableGrid">
     <w:name w:val="Table Grid"/>
     <w:basedOn w:val="TableNormal"/>
-    <w:uiPriority w:val="59"/>
+    <w:uiPriority w:val="39"/>
     <w:rsid w:val="00FC693F"/>
     <w:pPr>
       <w:spacing w:after="0" w:line="240" w:lineRule="auto"/>

--- a/proyectos/templates/word_templates/template_especificaciones.docx
+++ b/proyectos/templates/word_templates/template_especificaciones.docx
@@ -64,7 +64,7 @@
   <w:tbl>
     <w:tblPr>
       <w:tblStyle w:val="TableGrid"/>
-      <w:tblW w:w="9776" w:type="dxa"/>
+      <w:tblW w:w="8784" w:type="dxa"/>
       <w:jc w:val="center"/>
       <w:tblCellMar>
         <w:left w:w="70" w:type="dxa"/>
@@ -73,9 +73,10 @@
       <w:tblLook w:val="04A0" w:firstRow="1" w:lastRow="0" w:firstColumn="1" w:lastColumn="0" w:noHBand="0" w:noVBand="1"/>
     </w:tblPr>
     <w:tblGrid>
-      <w:gridCol w:w="1696"/>
-      <w:gridCol w:w="5812"/>
-      <w:gridCol w:w="2268"/>
+      <w:gridCol w:w="1261"/>
+      <w:gridCol w:w="2847"/>
+      <w:gridCol w:w="2866"/>
+      <w:gridCol w:w="1810"/>
     </w:tblGrid>
     <w:tr>
       <w:trPr>
@@ -84,16 +85,14 @@
       </w:trPr>
       <w:tc>
         <w:tcPr>
-          <w:tcW w:w="1696" w:type="dxa"/>
+          <w:tcW w:w="1261" w:type="dxa"/>
           <w:vMerge w:val="restart"/>
           <w:tcBorders>
             <w:top w:val="single" w:sz="4" w:space="0" w:color="auto"/>
             <w:left w:val="single" w:sz="4" w:space="0" w:color="auto"/>
-            <w:bottom w:val="nil"/>
             <w:right w:val="single" w:sz="4" w:space="0" w:color="auto"/>
           </w:tcBorders>
           <w:vAlign w:val="center"/>
-          <w:hideMark/>
         </w:tcPr>
         <w:p>
           <w:pPr>
@@ -111,71 +110,14 @@
               <w:sz w:val="24"/>
               <w14:ligatures w14:val="standardContextual"/>
             </w:rPr>
-            <w:drawing>
-              <wp:anchor distT="0" distB="0" distL="114300" distR="114300" simplePos="0" relativeHeight="251659264" behindDoc="0" locked="0" layoutInCell="1" allowOverlap="1" wp14:anchorId="227EC393" wp14:editId="2100D0A9">
-                <wp:simplePos x="0" y="0"/>
-                <wp:positionH relativeFrom="column">
-                  <wp:posOffset>38735</wp:posOffset>
-                </wp:positionH>
-                <wp:positionV relativeFrom="paragraph">
-                  <wp:posOffset>60325</wp:posOffset>
-                </wp:positionV>
-                <wp:extent cx="923925" cy="1209675"/>
-                <wp:effectExtent l="0" t="0" r="9525" b="9525"/>
-                <wp:wrapNone/>
-                <wp:docPr id="564223649" name="Picture 1"/>
-                <wp:cNvGraphicFramePr>
-                  <a:graphicFrameLocks xmlns:a="http://schemas.openxmlformats.org/drawingml/2006/main" noChangeAspect="1"/>
-                </wp:cNvGraphicFramePr>
-                <a:graphic xmlns:a="http://schemas.openxmlformats.org/drawingml/2006/main">
-                  <a:graphicData uri="http://schemas.openxmlformats.org/drawingml/2006/picture">
-                    <pic:pic xmlns:pic="http://schemas.openxmlformats.org/drawingml/2006/picture">
-                      <pic:nvPicPr>
-                        <pic:cNvPr id="0" name="Imagen 6"/>
-                        <pic:cNvPicPr>
-                          <a:picLocks noChangeAspect="1" noChangeArrowheads="1"/>
-                        </pic:cNvPicPr>
-                      </pic:nvPicPr>
-                      <pic:blipFill>
-                        <a:blip r:embed="rId1">
-                          <a:extLst>
-                            <a:ext uri="{28A0092B-C50C-407E-A947-70E740481C1C}">
-                              <a14:useLocalDpi xmlns:a14="http://schemas.microsoft.com/office/drawing/2010/main" val="0"/>
-                            </a:ext>
-                          </a:extLst>
-                        </a:blip>
-                        <a:srcRect/>
-                        <a:stretch>
-                          <a:fillRect/>
-                        </a:stretch>
-                      </pic:blipFill>
-                      <pic:spPr bwMode="auto">
-                        <a:xfrm>
-                          <a:off x="0" y="0"/>
-                          <a:ext cx="923925" cy="1209675"/>
-                        </a:xfrm>
-                        <a:prstGeom prst="rect">
-                          <a:avLst/>
-                        </a:prstGeom>
-                        <a:noFill/>
-                      </pic:spPr>
-                    </pic:pic>
-                  </a:graphicData>
-                </a:graphic>
-                <wp14:sizeRelH relativeFrom="margin">
-                  <wp14:pctWidth>0</wp14:pctWidth>
-                </wp14:sizeRelH>
-                <wp14:sizeRelV relativeFrom="margin">
-                  <wp14:pctHeight>0</wp14:pctHeight>
-                </wp14:sizeRelV>
-              </wp:anchor>
-            </w:drawing>
+            <w:t>&lt;&lt;LOGO&gt;&gt;</w:t>
           </w:r>
         </w:p>
       </w:tc>
       <w:tc>
         <w:tcPr>
-          <w:tcW w:w="5812" w:type="dxa"/>
+          <w:tcW w:w="5713" w:type="dxa"/>
+          <w:gridSpan w:val="2"/>
           <w:tcBorders>
             <w:top w:val="single" w:sz="4" w:space="0" w:color="auto"/>
             <w:left w:val="single" w:sz="4" w:space="0" w:color="auto"/>
@@ -206,40 +148,10 @@
             <w:t>PLIEGO DE ESPECIFICACIONES</w:t>
           </w:r>
         </w:p>
-        <w:p>
-          <w:pPr>
-            <w:pStyle w:val="Header"/>
-            <w:jc w:val="center"/>
-            <w:rPr>
-              <w:rFonts w:ascii="Calibri Light" w:hAnsi="Calibri Light" w:cs="Calibri Light"/>
-              <w:b/>
-              <w:bCs/>
-              <w:sz w:val="20"/>
-            </w:rPr>
-          </w:pPr>
-          <w:r>
-            <w:rPr>
-              <w:rFonts w:ascii="Calibri Light" w:hAnsi="Calibri Light" w:cs="Calibri Light"/>
-              <w:b/>
-              <w:bCs/>
-              <w:sz w:val="20"/>
-            </w:rPr>
-            <w:t xml:space="preserve">NRO. PR: </w:t>
-          </w:r>
-          <w:r>
-            <w:rPr>
-              <w:rFonts w:ascii="Calibri Light" w:hAnsi="Calibri Light" w:cs="Calibri Light"/>
-              <w:b/>
-              <w:bCs/>
-              <w:sz w:val="20"/>
-            </w:rPr>
-            <w:t>&lt;&lt;NRO_PLIEGO&gt;&gt;</w:t>
-          </w:r>
-        </w:p>
       </w:tc>
       <w:tc>
         <w:tcPr>
-          <w:tcW w:w="2268" w:type="dxa"/>
+          <w:tcW w:w="1810" w:type="dxa"/>
           <w:tcBorders>
             <w:top w:val="single" w:sz="4" w:space="0" w:color="auto"/>
             <w:left w:val="single" w:sz="4" w:space="0" w:color="auto"/>
@@ -297,16 +209,13 @@
       </w:trPr>
       <w:tc>
         <w:tcPr>
-          <w:tcW w:w="0" w:type="auto"/>
+          <w:tcW w:w="1261" w:type="dxa"/>
           <w:vMerge/>
           <w:tcBorders>
-            <w:top w:val="single" w:sz="4" w:space="0" w:color="auto"/>
             <w:left w:val="single" w:sz="4" w:space="0" w:color="auto"/>
-            <w:bottom w:val="nil"/>
             <w:right w:val="single" w:sz="4" w:space="0" w:color="auto"/>
           </w:tcBorders>
           <w:vAlign w:val="center"/>
-          <w:hideMark/>
         </w:tcPr>
         <w:p>
           <w:pPr>
@@ -321,7 +230,8 @@
       </w:tc>
       <w:tc>
         <w:tcPr>
-          <w:tcW w:w="5812" w:type="dxa"/>
+          <w:tcW w:w="5713" w:type="dxa"/>
+          <w:gridSpan w:val="2"/>
           <w:tcBorders>
             <w:top w:val="single" w:sz="4" w:space="0" w:color="auto"/>
             <w:left w:val="single" w:sz="4" w:space="0" w:color="auto"/>
@@ -376,7 +286,7 @@
       </w:tc>
       <w:tc>
         <w:tcPr>
-          <w:tcW w:w="2268" w:type="dxa"/>
+          <w:tcW w:w="1810" w:type="dxa"/>
           <w:tcBorders>
             <w:top w:val="single" w:sz="4" w:space="0" w:color="auto"/>
             <w:left w:val="single" w:sz="4" w:space="0" w:color="auto"/>
@@ -401,380 +311,7 @@
               <w:bCs/>
               <w:sz w:val="20"/>
             </w:rPr>
-            <w:t>CENTRO (OPERACIÓN):</w:t>
-          </w:r>
-        </w:p>
-        <w:p>
-          <w:pPr>
-            <w:pStyle w:val="Header"/>
-            <w:jc w:val="center"/>
-            <w:rPr>
-              <w:rFonts w:ascii="Calibri Light" w:hAnsi="Calibri Light" w:cs="Calibri Light"/>
-              <w:b/>
-              <w:bCs/>
-              <w:sz w:val="20"/>
-            </w:rPr>
-          </w:pPr>
-          <w:r>
-            <w:rPr>
-              <w:rFonts w:ascii="Calibri Light" w:hAnsi="Calibri Light" w:cs="Calibri Light"/>
-              <w:i/>
-              <w:iCs/>
-              <w:sz w:val="20"/>
-            </w:rPr>
-            <w:t>&lt;&lt;</w:t>
-          </w:r>
-          <w:r>
-            <w:rPr>
-              <w:rFonts w:ascii="Calibri Light" w:hAnsi="Calibri Light" w:cs="Calibri Light"/>
-              <w:i/>
-              <w:iCs/>
-              <w:sz w:val="20"/>
-            </w:rPr>
-            <w:t>OPERACI</w:t>
-          </w:r>
-          <w:r>
-            <w:rPr>
-              <w:rFonts w:ascii="Calibri Light" w:hAnsi="Calibri Light" w:cs="Calibri Light"/>
-              <w:i/>
-              <w:iCs/>
-              <w:sz w:val="20"/>
-            </w:rPr>
-            <w:t>O</w:t>
-          </w:r>
-          <w:r>
-            <w:rPr>
-              <w:rFonts w:ascii="Calibri Light" w:hAnsi="Calibri Light" w:cs="Calibri Light"/>
-              <w:i/>
-              <w:iCs/>
-              <w:sz w:val="20"/>
-            </w:rPr>
-            <w:t>N</w:t>
-          </w:r>
-          <w:r>
-            <w:rPr>
-              <w:rFonts w:ascii="Calibri Light" w:hAnsi="Calibri Light" w:cs="Calibri Light"/>
-              <w:i/>
-              <w:iCs/>
-              <w:sz w:val="20"/>
-            </w:rPr>
-            <w:t>&gt;&gt;</w:t>
-          </w:r>
-        </w:p>
-      </w:tc>
-    </w:tr>
-    <w:tr>
-      <w:trPr>
-        <w:trHeight w:val="680"/>
-        <w:jc w:val="center"/>
-      </w:trPr>
-      <w:tc>
-        <w:tcPr>
-          <w:tcW w:w="1696" w:type="dxa"/>
-          <w:tcBorders>
-            <w:top w:val="nil"/>
-            <w:left w:val="single" w:sz="4" w:space="0" w:color="auto"/>
-            <w:bottom w:val="single" w:sz="4" w:space="0" w:color="auto"/>
-            <w:right w:val="single" w:sz="4" w:space="0" w:color="auto"/>
-          </w:tcBorders>
-          <w:vAlign w:val="center"/>
-        </w:tcPr>
-        <w:p>
-          <w:pPr>
-            <w:pStyle w:val="Header"/>
-            <w:rPr>
-              <w:rFonts w:ascii="Calibri Light" w:hAnsi="Calibri Light" w:cs="Calibri Light"/>
-              <w:noProof/>
-              <w:sz w:val="20"/>
-            </w:rPr>
-          </w:pPr>
-        </w:p>
-      </w:tc>
-      <w:tc>
-        <w:tcPr>
-          <w:tcW w:w="5812" w:type="dxa"/>
-          <w:vMerge w:val="restart"/>
-          <w:tcBorders>
-            <w:top w:val="single" w:sz="4" w:space="0" w:color="auto"/>
-            <w:left w:val="single" w:sz="4" w:space="0" w:color="auto"/>
-            <w:bottom w:val="single" w:sz="4" w:space="0" w:color="auto"/>
-            <w:right w:val="single" w:sz="4" w:space="0" w:color="auto"/>
-          </w:tcBorders>
-          <w:vAlign w:val="center"/>
-          <w:hideMark/>
-        </w:tcPr>
-        <w:p>
-          <w:pPr>
-            <w:pStyle w:val="Header"/>
-            <w:spacing w:line="276" w:lineRule="auto"/>
-            <w:jc w:val="center"/>
-            <w:rPr>
-              <w:rFonts w:ascii="Calibri Light" w:hAnsi="Calibri Light" w:cs="Calibri Light"/>
-              <w:b/>
-              <w:bCs/>
-              <w:sz w:val="20"/>
-            </w:rPr>
-          </w:pPr>
-          <w:r>
-            <w:rPr>
-              <w:rFonts w:ascii="Calibri Light" w:hAnsi="Calibri Light" w:cs="Calibri Light"/>
-              <w:b/>
-              <w:bCs/>
-              <w:sz w:val="20"/>
-            </w:rPr>
-            <w:t>TIPO DE SERVICIO</w:t>
-          </w:r>
-        </w:p>
-        <w:tbl>
-          <w:tblPr>
-            <w:tblStyle w:val="TableGrid"/>
-            <w:tblW w:w="0" w:type="auto"/>
-            <w:jc w:val="center"/>
-            <w:tblLook w:val="04A0" w:firstRow="1" w:lastRow="0" w:firstColumn="1" w:lastColumn="0" w:noHBand="0" w:noVBand="1"/>
-          </w:tblPr>
-          <w:tblGrid>
-            <w:gridCol w:w="1696"/>
-            <w:gridCol w:w="1843"/>
-            <w:gridCol w:w="1918"/>
-          </w:tblGrid>
-          <w:tr>
-            <w:trPr>
-              <w:trHeight w:val="563"/>
-              <w:jc w:val="center"/>
-            </w:trPr>
-            <w:tc>
-              <w:tcPr>
-                <w:tcW w:w="1696" w:type="dxa"/>
-                <w:tcBorders>
-                  <w:top w:val="single" w:sz="4" w:space="0" w:color="auto"/>
-                  <w:left w:val="single" w:sz="4" w:space="0" w:color="auto"/>
-                  <w:bottom w:val="single" w:sz="4" w:space="0" w:color="auto"/>
-                  <w:right w:val="single" w:sz="4" w:space="0" w:color="auto"/>
-                </w:tcBorders>
-                <w:hideMark/>
-              </w:tcPr>
-              <w:p>
-                <w:pPr>
-                  <w:pStyle w:val="Header"/>
-                  <w:jc w:val="center"/>
-                  <w:rPr>
-                    <w:rFonts w:ascii="Calibri Light" w:hAnsi="Calibri Light" w:cs="Calibri Light"/>
-                    <w:sz w:val="20"/>
-                  </w:rPr>
-                </w:pPr>
-                <w:r>
-                  <w:rPr>
-                    <w:rFonts w:ascii="Calibri Light" w:hAnsi="Calibri Light" w:cs="Calibri Light"/>
-                    <w:sz w:val="20"/>
-                  </w:rPr>
-                  <w:t>SPOT</w:t>
-                </w:r>
-              </w:p>
-              <w:p>
-                <w:pPr>
-                  <w:pStyle w:val="Header"/>
-                  <w:jc w:val="center"/>
-                  <w:rPr>
-                    <w:rFonts w:ascii="Calibri Light" w:hAnsi="Calibri Light" w:cs="Calibri Light"/>
-                    <w:sz w:val="20"/>
-                  </w:rPr>
-                </w:pPr>
-              </w:p>
-              <w:p>
-                <w:pPr>
-                  <w:pStyle w:val="Header"/>
-                  <w:jc w:val="center"/>
-                  <w:rPr>
-                    <w:rFonts w:ascii="Calibri Light" w:hAnsi="Calibri Light" w:cs="Calibri Light"/>
-                    <w:sz w:val="20"/>
-                  </w:rPr>
-                </w:pPr>
-                <w:r>
-                  <w:rPr>
-                    <w:rFonts w:ascii="Calibri Light" w:hAnsi="Calibri Light" w:cs="Calibri Light"/>
-                    <w:noProof/>
-                    <w:sz w:val="20"/>
-                  </w:rPr>
-                  <w:t>&lt;&lt;</w:t>
-                </w:r>
-                <w:r>
-                  <w:rPr>
-                    <w:rFonts w:ascii="Calibri Light" w:hAnsi="Calibri Light" w:cs="Calibri Light"/>
-                    <w:noProof/>
-                    <w:sz w:val="20"/>
-                  </w:rPr>
-                  <w:t>CHK</w:t>
-                </w:r>
-                <w:r>
-                  <w:rPr>
-                    <w:rFonts w:ascii="Calibri Light" w:hAnsi="Calibri Light" w:cs="Calibri Light"/>
-                    <w:noProof/>
-                    <w:sz w:val="20"/>
-                  </w:rPr>
-                  <w:t>_SPOT&gt;&gt;</w:t>
-                </w:r>
-              </w:p>
-            </w:tc>
-            <w:tc>
-              <w:tcPr>
-                <w:tcW w:w="1843" w:type="dxa"/>
-                <w:tcBorders>
-                  <w:top w:val="single" w:sz="4" w:space="0" w:color="auto"/>
-                  <w:left w:val="single" w:sz="4" w:space="0" w:color="auto"/>
-                  <w:bottom w:val="single" w:sz="4" w:space="0" w:color="auto"/>
-                  <w:right w:val="single" w:sz="4" w:space="0" w:color="auto"/>
-                </w:tcBorders>
-                <w:hideMark/>
-              </w:tcPr>
-              <w:p>
-                <w:pPr>
-                  <w:pStyle w:val="Header"/>
-                  <w:jc w:val="center"/>
-                  <w:rPr>
-                    <w:rFonts w:ascii="Calibri Light" w:hAnsi="Calibri Light" w:cs="Calibri Light"/>
-                    <w:sz w:val="20"/>
-                  </w:rPr>
-                </w:pPr>
-                <w:r>
-                  <w:rPr>
-                    <w:rFonts w:ascii="Calibri Light" w:hAnsi="Calibri Light" w:cs="Calibri Light"/>
-                    <w:sz w:val="20"/>
-                  </w:rPr>
-                  <w:t>NUEVOS CONTRATO MARCO</w:t>
-                </w:r>
-              </w:p>
-              <w:p>
-                <w:pPr>
-                  <w:pStyle w:val="Header"/>
-                  <w:jc w:val="center"/>
-                  <w:rPr>
-                    <w:rFonts w:ascii="Calibri Light" w:hAnsi="Calibri Light" w:cs="Calibri Light"/>
-                    <w:sz w:val="20"/>
-                  </w:rPr>
-                </w:pPr>
-                <w:r>
-                  <w:rPr>
-                    <w:rFonts w:ascii="Calibri Light" w:hAnsi="Calibri Light" w:cs="Calibri Light"/>
-                    <w:noProof/>
-                    <w:sz w:val="20"/>
-                  </w:rPr>
-                  <w:t>&lt;&lt;CHK_</w:t>
-                </w:r>
-                <w:r>
-                  <w:rPr>
-                    <w:rFonts w:ascii="Calibri Light" w:hAnsi="Calibri Light" w:cs="Calibri Light"/>
-                    <w:noProof/>
-                    <w:sz w:val="20"/>
-                  </w:rPr>
-                  <w:t>NCM</w:t>
-                </w:r>
-                <w:r>
-                  <w:rPr>
-                    <w:rFonts w:ascii="Calibri Light" w:hAnsi="Calibri Light" w:cs="Calibri Light"/>
-                    <w:noProof/>
-                    <w:sz w:val="20"/>
-                  </w:rPr>
-                  <w:t>&gt;&gt;</w:t>
-                </w:r>
-              </w:p>
-            </w:tc>
-            <w:tc>
-              <w:tcPr>
-                <w:tcW w:w="1918" w:type="dxa"/>
-                <w:tcBorders>
-                  <w:top w:val="single" w:sz="4" w:space="0" w:color="auto"/>
-                  <w:left w:val="single" w:sz="4" w:space="0" w:color="auto"/>
-                  <w:bottom w:val="single" w:sz="4" w:space="0" w:color="auto"/>
-                  <w:right w:val="single" w:sz="4" w:space="0" w:color="auto"/>
-                </w:tcBorders>
-                <w:hideMark/>
-              </w:tcPr>
-              <w:p>
-                <w:pPr>
-                  <w:pStyle w:val="Header"/>
-                  <w:jc w:val="center"/>
-                  <w:rPr>
-                    <w:rFonts w:ascii="Calibri Light" w:hAnsi="Calibri Light" w:cs="Calibri Light"/>
-                    <w:sz w:val="20"/>
-                  </w:rPr>
-                </w:pPr>
-                <w:r>
-                  <w:rPr>
-                    <w:rFonts w:ascii="Calibri Light" w:hAnsi="Calibri Light" w:cs="Calibri Light"/>
-                    <w:sz w:val="20"/>
-                  </w:rPr>
-                  <w:t>CONTRATO DE OBRA</w:t>
-                </w:r>
-              </w:p>
-              <w:p>
-                <w:pPr>
-                  <w:pStyle w:val="Header"/>
-                  <w:jc w:val="center"/>
-                  <w:rPr>
-                    <w:rFonts w:ascii="Calibri Light" w:hAnsi="Calibri Light" w:cs="Calibri Light"/>
-                    <w:sz w:val="20"/>
-                  </w:rPr>
-                </w:pPr>
-              </w:p>
-              <w:p>
-                <w:pPr>
-                  <w:pStyle w:val="Header"/>
-                  <w:jc w:val="center"/>
-                  <w:rPr>
-                    <w:rFonts w:ascii="Calibri Light" w:hAnsi="Calibri Light" w:cs="Calibri Light"/>
-                    <w:sz w:val="20"/>
-                  </w:rPr>
-                </w:pPr>
-                <w:r>
-                  <w:rPr>
-                    <w:rFonts w:ascii="Calibri Light" w:hAnsi="Calibri Light" w:cs="Calibri Light"/>
-                    <w:sz w:val="20"/>
-                  </w:rPr>
-                  <w:t>&lt;&lt;CHK_CO&gt;&gt;</w:t>
-                </w:r>
-              </w:p>
-            </w:tc>
-          </w:tr>
-        </w:tbl>
-        <w:p>
-          <w:pPr>
-            <w:pStyle w:val="Header"/>
-            <w:jc w:val="center"/>
-            <w:rPr>
-              <w:rFonts w:ascii="Calibri Light" w:hAnsi="Calibri Light" w:cs="Calibri Light"/>
-              <w:sz w:val="20"/>
-            </w:rPr>
-          </w:pPr>
-        </w:p>
-      </w:tc>
-      <w:tc>
-        <w:tcPr>
-          <w:tcW w:w="2268" w:type="dxa"/>
-          <w:tcBorders>
-            <w:top w:val="single" w:sz="4" w:space="0" w:color="auto"/>
-            <w:left w:val="single" w:sz="4" w:space="0" w:color="auto"/>
-            <w:bottom w:val="single" w:sz="4" w:space="0" w:color="auto"/>
-            <w:right w:val="single" w:sz="4" w:space="0" w:color="auto"/>
-          </w:tcBorders>
-        </w:tcPr>
-        <w:p>
-          <w:pPr>
-            <w:pStyle w:val="Header"/>
-            <w:rPr>
-              <w:rFonts w:ascii="Calibri Light" w:hAnsi="Calibri Light" w:cs="Calibri Light"/>
-              <w:b/>
-              <w:bCs/>
-              <w:sz w:val="20"/>
-            </w:rPr>
-          </w:pPr>
-          <w:r>
-            <w:rPr>
-              <w:rFonts w:ascii="Calibri Light" w:hAnsi="Calibri Light" w:cs="Calibri Light"/>
-              <w:b/>
-              <w:bCs/>
-              <w:sz w:val="20"/>
-            </w:rPr>
-            <w:t>USUARIO/CONTACTO:</w:t>
+            <w:t>USUARIO:</w:t>
           </w:r>
         </w:p>
         <w:p>
@@ -802,12 +339,210 @@
     </w:tr>
     <w:tr>
       <w:trPr>
-        <w:trHeight w:val="680"/>
+        <w:trHeight w:val="244"/>
         <w:jc w:val="center"/>
       </w:trPr>
       <w:tc>
         <w:tcPr>
-          <w:tcW w:w="1696" w:type="dxa"/>
+          <w:tcW w:w="1261" w:type="dxa"/>
+          <w:vMerge/>
+          <w:tcBorders>
+            <w:left w:val="single" w:sz="4" w:space="0" w:color="auto"/>
+            <w:bottom w:val="single" w:sz="4" w:space="0" w:color="auto"/>
+            <w:right w:val="single" w:sz="4" w:space="0" w:color="auto"/>
+          </w:tcBorders>
+          <w:vAlign w:val="center"/>
+        </w:tcPr>
+        <w:p>
+          <w:pPr>
+            <w:pStyle w:val="Header"/>
+            <w:rPr>
+              <w:rFonts w:ascii="Calibri Light" w:hAnsi="Calibri Light" w:cs="Calibri Light"/>
+              <w:noProof/>
+              <w:sz w:val="20"/>
+            </w:rPr>
+          </w:pPr>
+        </w:p>
+      </w:tc>
+      <w:tc>
+        <w:tcPr>
+          <w:tcW w:w="2847" w:type="dxa"/>
+          <w:vMerge w:val="restart"/>
+          <w:tcBorders>
+            <w:top w:val="single" w:sz="4" w:space="0" w:color="auto"/>
+            <w:left w:val="single" w:sz="4" w:space="0" w:color="auto"/>
+            <w:bottom w:val="single" w:sz="4" w:space="0" w:color="auto"/>
+            <w:right w:val="single" w:sz="4" w:space="0" w:color="auto"/>
+          </w:tcBorders>
+          <w:vAlign w:val="center"/>
+          <w:hideMark/>
+        </w:tcPr>
+        <w:p>
+          <w:pPr>
+            <w:pStyle w:val="Header"/>
+            <w:spacing w:line="276" w:lineRule="auto"/>
+            <w:jc w:val="left"/>
+            <w:rPr>
+              <w:rFonts w:ascii="Calibri Light" w:hAnsi="Calibri Light" w:cs="Calibri Light"/>
+              <w:sz w:val="20"/>
+            </w:rPr>
+          </w:pPr>
+          <w:r>
+            <w:rPr>
+              <w:rFonts w:ascii="Calibri Light" w:hAnsi="Calibri Light" w:cs="Calibri Light"/>
+              <w:b/>
+              <w:bCs/>
+              <w:sz w:val="20"/>
+            </w:rPr>
+            <w:t>UBICACIÓN:</w:t>
+          </w:r>
+          <w:r>
+            <w:rPr>
+              <w:rFonts w:ascii="Calibri Light" w:hAnsi="Calibri Light" w:cs="Calibri Light"/>
+              <w:sz w:val="20"/>
+            </w:rPr>
+            <w:t xml:space="preserve"> </w:t>
+          </w:r>
+        </w:p>
+        <w:p>
+          <w:pPr>
+            <w:pStyle w:val="Header"/>
+            <w:spacing w:line="276" w:lineRule="auto"/>
+            <w:jc w:val="center"/>
+            <w:rPr>
+              <w:rFonts w:ascii="Calibri Light" w:hAnsi="Calibri Light" w:cs="Calibri Light"/>
+              <w:b/>
+              <w:bCs/>
+              <w:sz w:val="20"/>
+            </w:rPr>
+          </w:pPr>
+          <w:r>
+            <w:rPr>
+              <w:rFonts w:ascii="Calibri Light" w:hAnsi="Calibri Light" w:cs="Calibri Light"/>
+              <w:sz w:val="20"/>
+            </w:rPr>
+            <w:t>&lt;&lt;UBICACION&gt;&gt;</w:t>
+          </w:r>
+        </w:p>
+      </w:tc>
+      <w:tc>
+        <w:tcPr>
+          <w:tcW w:w="2866" w:type="dxa"/>
+          <w:vMerge w:val="restart"/>
+          <w:tcBorders>
+            <w:top w:val="single" w:sz="4" w:space="0" w:color="auto"/>
+            <w:left w:val="single" w:sz="4" w:space="0" w:color="auto"/>
+            <w:bottom w:val="single" w:sz="4" w:space="0" w:color="auto"/>
+            <w:right w:val="single" w:sz="4" w:space="0" w:color="auto"/>
+          </w:tcBorders>
+          <w:vAlign w:val="center"/>
+        </w:tcPr>
+        <w:p>
+          <w:pPr>
+            <w:pStyle w:val="Header"/>
+            <w:spacing w:line="276" w:lineRule="auto"/>
+            <w:jc w:val="left"/>
+            <w:rPr>
+              <w:rFonts w:ascii="Calibri Light" w:hAnsi="Calibri Light" w:cs="Calibri Light"/>
+              <w:sz w:val="20"/>
+            </w:rPr>
+          </w:pPr>
+          <w:r>
+            <w:rPr>
+              <w:rFonts w:ascii="Calibri Light" w:hAnsi="Calibri Light" w:cs="Calibri Light"/>
+              <w:b/>
+              <w:bCs/>
+              <w:sz w:val="20"/>
+            </w:rPr>
+            <w:t>TIPO DE CONTRATO:</w:t>
+          </w:r>
+          <w:r>
+            <w:rPr>
+              <w:rFonts w:ascii="Calibri Light" w:hAnsi="Calibri Light" w:cs="Calibri Light"/>
+              <w:sz w:val="20"/>
+            </w:rPr>
+            <w:t xml:space="preserve"> </w:t>
+          </w:r>
+        </w:p>
+        <w:p>
+          <w:pPr>
+            <w:pStyle w:val="Header"/>
+            <w:jc w:val="center"/>
+            <w:rPr>
+              <w:rFonts w:ascii="Calibri Light" w:hAnsi="Calibri Light" w:cs="Calibri Light"/>
+              <w:sz w:val="20"/>
+            </w:rPr>
+          </w:pPr>
+          <w:r>
+            <w:rPr>
+              <w:rFonts w:ascii="Calibri Light" w:hAnsi="Calibri Light" w:cs="Calibri Light"/>
+              <w:sz w:val="20"/>
+            </w:rPr>
+            <w:t>&lt;&lt;TIPO_CONTRATO&gt;&gt;</w:t>
+          </w:r>
+        </w:p>
+      </w:tc>
+      <w:tc>
+        <w:tcPr>
+          <w:tcW w:w="1810" w:type="dxa"/>
+          <w:vMerge w:val="restart"/>
+          <w:tcBorders>
+            <w:top w:val="single" w:sz="4" w:space="0" w:color="auto"/>
+            <w:left w:val="single" w:sz="4" w:space="0" w:color="auto"/>
+            <w:right w:val="single" w:sz="4" w:space="0" w:color="auto"/>
+          </w:tcBorders>
+        </w:tcPr>
+        <w:p>
+          <w:pPr>
+            <w:pStyle w:val="Header"/>
+            <w:rPr>
+              <w:rFonts w:ascii="Calibri Light" w:hAnsi="Calibri Light" w:cs="Calibri Light"/>
+              <w:b/>
+              <w:bCs/>
+              <w:sz w:val="20"/>
+            </w:rPr>
+          </w:pPr>
+          <w:r>
+            <w:rPr>
+              <w:rFonts w:ascii="Calibri Light" w:hAnsi="Calibri Light" w:cs="Calibri Light"/>
+              <w:b/>
+              <w:bCs/>
+              <w:sz w:val="20"/>
+            </w:rPr>
+            <w:t>FECHA:</w:t>
+          </w:r>
+        </w:p>
+        <w:p>
+          <w:pPr>
+            <w:pStyle w:val="Header"/>
+            <w:jc w:val="center"/>
+            <w:rPr>
+              <w:rFonts w:ascii="Calibri Light" w:hAnsi="Calibri Light" w:cs="Calibri Light"/>
+              <w:b/>
+              <w:bCs/>
+              <w:sz w:val="20"/>
+            </w:rPr>
+          </w:pPr>
+          <w:r>
+            <w:rPr>
+              <w:rFonts w:ascii="Calibri Light" w:hAnsi="Calibri Light" w:cs="Calibri Light"/>
+              <w:b/>
+              <w:bCs/>
+              <w:sz w:val="20"/>
+            </w:rPr>
+            <w:t>&lt;&lt;FECHA&gt;&gt;</w:t>
+          </w:r>
+        </w:p>
+      </w:tc>
+    </w:tr>
+    <w:tr>
+      <w:trPr>
+        <w:trHeight w:val="346"/>
+        <w:jc w:val="center"/>
+      </w:trPr>
+      <w:tc>
+        <w:tcPr>
+          <w:tcW w:w="1261" w:type="dxa"/>
           <w:tcBorders>
             <w:top w:val="single" w:sz="4" w:space="0" w:color="auto"/>
             <w:left w:val="single" w:sz="4" w:space="0" w:color="auto"/>
@@ -834,7 +569,7 @@
               <w:bCs/>
               <w:sz w:val="20"/>
             </w:rPr>
-            <w:t>DOC.VERSION:</w:t>
+            <w:t>REVISIÓN:</w:t>
           </w:r>
         </w:p>
         <w:p>
@@ -896,35 +631,37 @@
       </w:tc>
       <w:tc>
         <w:tcPr>
-          <w:tcW w:w="2268" w:type="dxa"/>
+          <w:tcW w:w="0" w:type="auto"/>
+          <w:vMerge/>
           <w:tcBorders>
             <w:top w:val="single" w:sz="4" w:space="0" w:color="auto"/>
             <w:left w:val="single" w:sz="4" w:space="0" w:color="auto"/>
             <w:bottom w:val="single" w:sz="4" w:space="0" w:color="auto"/>
             <w:right w:val="single" w:sz="4" w:space="0" w:color="auto"/>
           </w:tcBorders>
-          <w:hideMark/>
+          <w:vAlign w:val="center"/>
         </w:tcPr>
         <w:p>
           <w:pPr>
-            <w:pStyle w:val="Header"/>
             <w:rPr>
               <w:rFonts w:ascii="Calibri Light" w:hAnsi="Calibri Light" w:cs="Calibri Light"/>
-              <w:b/>
-              <w:bCs/>
+              <w:kern w:val="2"/>
               <w:sz w:val="20"/>
+              <w14:ligatures w14:val="standardContextual"/>
             </w:rPr>
           </w:pPr>
-          <w:r>
-            <w:rPr>
-              <w:rFonts w:ascii="Calibri Light" w:hAnsi="Calibri Light" w:cs="Calibri Light"/>
-              <w:b/>
-              <w:bCs/>
-              <w:sz w:val="20"/>
-            </w:rPr>
-            <w:t>FECHA:</w:t>
-          </w:r>
         </w:p>
+      </w:tc>
+      <w:tc>
+        <w:tcPr>
+          <w:tcW w:w="1810" w:type="dxa"/>
+          <w:vMerge/>
+          <w:tcBorders>
+            <w:left w:val="single" w:sz="4" w:space="0" w:color="auto"/>
+            <w:bottom w:val="single" w:sz="4" w:space="0" w:color="auto"/>
+            <w:right w:val="single" w:sz="4" w:space="0" w:color="auto"/>
+          </w:tcBorders>
+        </w:tcPr>
         <w:p>
           <w:pPr>
             <w:pStyle w:val="Header"/>
@@ -936,15 +673,6 @@
               <w:sz w:val="20"/>
             </w:rPr>
           </w:pPr>
-          <w:r>
-            <w:rPr>
-              <w:rFonts w:ascii="Calibri Light" w:hAnsi="Calibri Light" w:cs="Calibri Light"/>
-              <w:b/>
-              <w:bCs/>
-              <w:sz w:val="20"/>
-            </w:rPr>
-            <w:t>&lt;&lt;FECHA&gt;&gt;</w:t>
-          </w:r>
         </w:p>
       </w:tc>
     </w:tr>
@@ -1675,7 +1403,7 @@
       <w:b/>
       <w:bCs/>
       <w:iCs/>
-      <w:color w:val="0070C0"/>
+      <w:color w:val="1F2937"/>
       <w:sz w:val="28"/>
       <w:szCs w:val="28"/>
     </w:rPr>
@@ -1704,7 +1432,7 @@
       <w:b/>
       <w:bCs/>
       <w:caps/>
-      <w:color w:val="0070C0"/>
+      <w:color w:val="1F2937"/>
       <w:sz w:val="22"/>
       <w:szCs w:val="22"/>
     </w:rPr>
@@ -1726,6 +1454,7 @@
       <w:outlineLvl w:val="2"/>
     </w:pPr>
     <w:rPr>
+      <w:color w:val="6B7280"/>
       <w:sz w:val="20"/>
       <w:szCs w:val="24"/>
     </w:rPr>
